--- a/CompleteSuicideManual-Zh_CN.docx
+++ b/CompleteSuicideManual-Zh_CN.docx
@@ -10,7 +10,7 @@
         </w:rPr>
       </w:pPr>
       <w:bookmarkStart w:id="0" w:name="完全自杀手册"/>
-      <w:bookmarkStart w:id="1" w:name="_Toc231312525"/>
+      <w:bookmarkStart w:id="1" w:name="_Toc233711232"/>
       <w:r>
         <w:rPr>
           <w:rFonts w:hint="eastAsia"/>
@@ -28,7 +28,7 @@
         </w:rPr>
       </w:pPr>
       <w:bookmarkStart w:id="2" w:name="前言"/>
-      <w:bookmarkStart w:id="3" w:name="_Toc231312526"/>
+      <w:bookmarkStart w:id="3" w:name="_Toc233711233"/>
       <w:r>
         <w:rPr>
           <w:rFonts w:hint="eastAsia"/>
@@ -224,7 +224,7 @@
         </w:rPr>
       </w:pPr>
       <w:bookmarkStart w:id="4" w:name="chernobyl1"/>
-      <w:bookmarkStart w:id="5" w:name="_Toc231312527"/>
+      <w:bookmarkStart w:id="5" w:name="_Toc233711234"/>
       <w:r>
         <w:rPr>
           <w:lang w:eastAsia="zh-CN"/>
@@ -353,7 +353,7 @@
         </w:rPr>
       </w:pPr>
       <w:bookmarkStart w:id="6" w:name="遥遥无期的未来"/>
-      <w:bookmarkStart w:id="7" w:name="_Toc231312528"/>
+      <w:bookmarkStart w:id="7" w:name="_Toc233711235"/>
       <w:bookmarkEnd w:id="4"/>
       <w:r>
         <w:rPr>
@@ -438,7 +438,7 @@
         </w:rPr>
       </w:pPr>
       <w:bookmarkStart w:id="8" w:name="墙上的另一块砖"/>
-      <w:bookmarkStart w:id="9" w:name="_Toc231312529"/>
+      <w:bookmarkStart w:id="9" w:name="_Toc233711236"/>
       <w:bookmarkEnd w:id="6"/>
       <w:r>
         <w:rPr>
@@ -653,7 +653,7 @@
         </w:rPr>
       </w:pPr>
       <w:bookmarkStart w:id="10" w:name="发条橙2"/>
-      <w:bookmarkStart w:id="11" w:name="_Toc231312530"/>
+      <w:bookmarkStart w:id="11" w:name="_Toc233711237"/>
       <w:bookmarkEnd w:id="8"/>
       <w:r>
         <w:rPr>
@@ -777,7 +777,7 @@
         </w:rPr>
       </w:pPr>
       <w:bookmarkStart w:id="12" w:name="天使尘埃3"/>
-      <w:bookmarkStart w:id="13" w:name="_Toc231312531"/>
+      <w:bookmarkStart w:id="13" w:name="_Toc233711238"/>
       <w:bookmarkEnd w:id="10"/>
       <w:r>
         <w:rPr>
@@ -842,7 +842,7 @@
         <w:pStyle w:val="3"/>
       </w:pPr>
       <w:bookmarkStart w:id="14" w:name="rena-another-thing4"/>
-      <w:bookmarkStart w:id="15" w:name="_Toc231312532"/>
+      <w:bookmarkStart w:id="15" w:name="_Toc233711239"/>
       <w:bookmarkEnd w:id="12"/>
       <w:r>
         <w:t>[2018·Rena] Another Thing</w:t>
@@ -966,7 +966,7 @@
         <w:pStyle w:val="3"/>
       </w:pPr>
       <w:bookmarkStart w:id="16" w:name="nameless-284-2021年修订版编者的话5"/>
-      <w:bookmarkStart w:id="17" w:name="_Toc231312533"/>
+      <w:bookmarkStart w:id="17" w:name="_Toc233711240"/>
       <w:bookmarkEnd w:id="14"/>
       <w:r>
         <w:t xml:space="preserve">[2021·Nameless-284] </w:t>
@@ -1155,7 +1155,7 @@
         </w:rPr>
       </w:pPr>
       <w:bookmarkStart w:id="18" w:name="chenxiaosen-neo-写在前面的碎碎念6"/>
-      <w:bookmarkStart w:id="19" w:name="_Toc231312534"/>
+      <w:bookmarkStart w:id="19" w:name="_Toc233711241"/>
       <w:bookmarkEnd w:id="16"/>
       <w:r>
         <w:rPr>
@@ -1324,7 +1324,7 @@
         <w:pStyle w:val="3"/>
       </w:pPr>
       <w:bookmarkStart w:id="20" w:name="fkx4-p-因为我是本版编者2022版所以可以加在前面的小记7"/>
-      <w:bookmarkStart w:id="21" w:name="_Toc231312535"/>
+      <w:bookmarkStart w:id="21" w:name="_Toc233711242"/>
       <w:bookmarkEnd w:id="18"/>
       <w:r>
         <w:lastRenderedPageBreak/>
@@ -1631,7 +1631,7 @@
         <w:pStyle w:val="3"/>
       </w:pPr>
       <w:bookmarkStart w:id="22" w:name="lavender-nomedia-关于本版2025注释版的说明8"/>
-      <w:bookmarkStart w:id="23" w:name="_Toc231312536"/>
+      <w:bookmarkStart w:id="23" w:name="_Toc233711243"/>
       <w:bookmarkEnd w:id="20"/>
       <w:r>
         <w:t xml:space="preserve">[2025·lavender-nomedia] </w:t>
@@ -2146,7 +2146,7 @@
         </w:rPr>
       </w:pPr>
       <w:bookmarkStart w:id="24" w:name="muika-长大之后的生活9"/>
-      <w:bookmarkStart w:id="25" w:name="_Toc231312537"/>
+      <w:bookmarkStart w:id="25" w:name="_Toc233711244"/>
       <w:bookmarkEnd w:id="22"/>
       <w:r>
         <w:rPr>
@@ -2281,9 +2281,6 @@
       <w:pPr>
         <w:pStyle w:val="a0"/>
         <w:ind w:firstLine="420"/>
-        <w:rPr>
-          <w:rFonts w:hint="eastAsia"/>
-        </w:rPr>
       </w:pPr>
       <w:r>
         <w:lastRenderedPageBreak/>
@@ -2335,9 +2332,13 @@
       <w:bookmarkEnd w:id="2"/>
       <w:bookmarkEnd w:id="24"/>
     </w:p>
+    <w:bookmarkStart w:id="27" w:name="_Toc233711245" w:displacedByCustomXml="next"/>
     <w:sdt>
       <w:sdtPr>
         <w:rPr>
+          <w:rFonts w:eastAsia="宋体" w:cstheme="minorBidi"/>
+          <w:sz w:val="24"/>
+          <w:szCs w:val="24"/>
           <w:lang w:val="zh-CN" w:eastAsia="zh-CN"/>
         </w:rPr>
         <w:id w:val="-268708876"/>
@@ -2348,28 +2349,31 @@
       </w:sdtPr>
       <w:sdtEndPr>
         <w:rPr>
-          <w:rFonts w:eastAsia="宋体" w:cstheme="minorBidi"/>
-          <w:b/>
-          <w:bCs/>
-          <w:sz w:val="24"/>
-          <w:szCs w:val="24"/>
           <w:lang w:eastAsia="en-US"/>
         </w:rPr>
       </w:sdtEndPr>
       <w:sdtContent>
         <w:p>
           <w:pPr>
-            <w:pStyle w:val="TOC"/>
+            <w:pStyle w:val="20"/>
+            <w:jc w:val="center"/>
+          </w:pPr>
+          <w:r>
             <w:rPr>
-              <w:rFonts w:hint="eastAsia"/>
+              <w:rFonts w:eastAsia="宋体" w:cstheme="minorBidi" w:hint="eastAsia"/>
+              <w:sz w:val="24"/>
+              <w:szCs w:val="24"/>
+              <w:lang w:val="zh-CN" w:eastAsia="zh-CN"/>
             </w:rPr>
-          </w:pPr>
+            <w:t xml:space="preserve">Contents </w:t>
+          </w:r>
           <w:r>
             <w:rPr>
               <w:lang w:val="zh-CN" w:eastAsia="zh-CN"/>
             </w:rPr>
             <w:t>目录</w:t>
           </w:r>
+          <w:bookmarkEnd w:id="27"/>
         </w:p>
         <w:p>
           <w:pPr>
@@ -2378,8 +2382,12 @@
               <w:tab w:val="right" w:leader="dot" w:pos="8296"/>
             </w:tabs>
             <w:rPr>
-              <w:rFonts w:hint="eastAsia"/>
+              <w:rFonts w:asciiTheme="minorHAnsi" w:eastAsiaTheme="minorEastAsia" w:hAnsiTheme="minorHAnsi" w:hint="eastAsia"/>
               <w:noProof/>
+              <w:kern w:val="2"/>
+              <w:sz w:val="22"/>
+              <w:lang w:eastAsia="zh-CN"/>
+              <w14:ligatures w14:val="standardContextual"/>
             </w:rPr>
           </w:pPr>
           <w:r>
@@ -2389,12 +2397,9 @@
             <w:instrText xml:space="preserve"> TOC \o "1-3" \h \z \u </w:instrText>
           </w:r>
           <w:r>
-            <w:rPr>
-              <w:rFonts w:hint="eastAsia"/>
-            </w:rPr>
             <w:fldChar w:fldCharType="separate"/>
           </w:r>
-          <w:hyperlink w:anchor="_Toc231312525" w:history="1">
+          <w:hyperlink w:anchor="_Toc233711232" w:history="1">
             <w:r>
               <w:rPr>
                 <w:rStyle w:val="ae"/>
@@ -2432,7 +2437,7 @@
                 <w:noProof/>
                 <w:webHidden/>
               </w:rPr>
-              <w:instrText>PAGEREF _Toc231312525 \h</w:instrText>
+              <w:instrText>PAGEREF _Toc233711232 \h</w:instrText>
             </w:r>
             <w:r>
               <w:rPr>
@@ -2482,11 +2487,15 @@
             </w:tabs>
             <w:ind w:left="480"/>
             <w:rPr>
-              <w:rFonts w:hint="eastAsia"/>
+              <w:rFonts w:asciiTheme="minorHAnsi" w:eastAsiaTheme="minorEastAsia" w:hAnsiTheme="minorHAnsi" w:hint="eastAsia"/>
               <w:noProof/>
+              <w:kern w:val="2"/>
+              <w:sz w:val="22"/>
+              <w:lang w:eastAsia="zh-CN"/>
+              <w14:ligatures w14:val="standardContextual"/>
             </w:rPr>
           </w:pPr>
-          <w:hyperlink w:anchor="_Toc231312526" w:history="1">
+          <w:hyperlink w:anchor="_Toc233711233" w:history="1">
             <w:r>
               <w:rPr>
                 <w:rStyle w:val="ae"/>
@@ -2524,7 +2533,7 @@
                 <w:noProof/>
                 <w:webHidden/>
               </w:rPr>
-              <w:instrText>PAGEREF _Toc231312526 \h</w:instrText>
+              <w:instrText>PAGEREF _Toc233711233 \h</w:instrText>
             </w:r>
             <w:r>
               <w:rPr>
@@ -2574,11 +2583,15 @@
             </w:tabs>
             <w:ind w:left="960"/>
             <w:rPr>
-              <w:rFonts w:hint="eastAsia"/>
+              <w:rFonts w:asciiTheme="minorHAnsi" w:eastAsiaTheme="minorEastAsia" w:hAnsiTheme="minorHAnsi" w:hint="eastAsia"/>
               <w:noProof/>
+              <w:kern w:val="2"/>
+              <w:sz w:val="22"/>
+              <w:lang w:eastAsia="zh-CN"/>
+              <w14:ligatures w14:val="standardContextual"/>
             </w:rPr>
           </w:pPr>
-          <w:hyperlink w:anchor="_Toc231312527" w:history="1">
+          <w:hyperlink w:anchor="_Toc233711234" w:history="1">
             <w:r>
               <w:rPr>
                 <w:rStyle w:val="ae"/>
@@ -2616,7 +2629,7 @@
                 <w:noProof/>
                 <w:webHidden/>
               </w:rPr>
-              <w:instrText>PAGEREF _Toc231312527 \h</w:instrText>
+              <w:instrText>PAGEREF _Toc233711234 \h</w:instrText>
             </w:r>
             <w:r>
               <w:rPr>
@@ -2666,11 +2679,15 @@
             </w:tabs>
             <w:ind w:left="960"/>
             <w:rPr>
-              <w:rFonts w:hint="eastAsia"/>
+              <w:rFonts w:asciiTheme="minorHAnsi" w:eastAsiaTheme="minorEastAsia" w:hAnsiTheme="minorHAnsi" w:hint="eastAsia"/>
               <w:noProof/>
+              <w:kern w:val="2"/>
+              <w:sz w:val="22"/>
+              <w:lang w:eastAsia="zh-CN"/>
+              <w14:ligatures w14:val="standardContextual"/>
             </w:rPr>
           </w:pPr>
-          <w:hyperlink w:anchor="_Toc231312528" w:history="1">
+          <w:hyperlink w:anchor="_Toc233711235" w:history="1">
             <w:r>
               <w:rPr>
                 <w:rStyle w:val="ae"/>
@@ -2708,7 +2725,7 @@
                 <w:noProof/>
                 <w:webHidden/>
               </w:rPr>
-              <w:instrText>PAGEREF _Toc231312528 \h</w:instrText>
+              <w:instrText>PAGEREF _Toc233711235 \h</w:instrText>
             </w:r>
             <w:r>
               <w:rPr>
@@ -2758,11 +2775,15 @@
             </w:tabs>
             <w:ind w:left="960"/>
             <w:rPr>
-              <w:rFonts w:hint="eastAsia"/>
+              <w:rFonts w:asciiTheme="minorHAnsi" w:eastAsiaTheme="minorEastAsia" w:hAnsiTheme="minorHAnsi" w:hint="eastAsia"/>
               <w:noProof/>
+              <w:kern w:val="2"/>
+              <w:sz w:val="22"/>
+              <w:lang w:eastAsia="zh-CN"/>
+              <w14:ligatures w14:val="standardContextual"/>
             </w:rPr>
           </w:pPr>
-          <w:hyperlink w:anchor="_Toc231312529" w:history="1">
+          <w:hyperlink w:anchor="_Toc233711236" w:history="1">
             <w:r>
               <w:rPr>
                 <w:rStyle w:val="ae"/>
@@ -2800,7 +2821,7 @@
                 <w:noProof/>
                 <w:webHidden/>
               </w:rPr>
-              <w:instrText>PAGEREF _Toc231312529 \h</w:instrText>
+              <w:instrText>PAGEREF _Toc233711236 \h</w:instrText>
             </w:r>
             <w:r>
               <w:rPr>
@@ -2850,11 +2871,15 @@
             </w:tabs>
             <w:ind w:left="960"/>
             <w:rPr>
-              <w:rFonts w:hint="eastAsia"/>
+              <w:rFonts w:asciiTheme="minorHAnsi" w:eastAsiaTheme="minorEastAsia" w:hAnsiTheme="minorHAnsi" w:hint="eastAsia"/>
               <w:noProof/>
+              <w:kern w:val="2"/>
+              <w:sz w:val="22"/>
+              <w:lang w:eastAsia="zh-CN"/>
+              <w14:ligatures w14:val="standardContextual"/>
             </w:rPr>
           </w:pPr>
-          <w:hyperlink w:anchor="_Toc231312530" w:history="1">
+          <w:hyperlink w:anchor="_Toc233711237" w:history="1">
             <w:r>
               <w:rPr>
                 <w:rStyle w:val="ae"/>
@@ -2892,7 +2917,7 @@
                 <w:noProof/>
                 <w:webHidden/>
               </w:rPr>
-              <w:instrText>PAGEREF _Toc231312530 \h</w:instrText>
+              <w:instrText>PAGEREF _Toc233711237 \h</w:instrText>
             </w:r>
             <w:r>
               <w:rPr>
@@ -2942,11 +2967,15 @@
             </w:tabs>
             <w:ind w:left="960"/>
             <w:rPr>
-              <w:rFonts w:hint="eastAsia"/>
+              <w:rFonts w:asciiTheme="minorHAnsi" w:eastAsiaTheme="minorEastAsia" w:hAnsiTheme="minorHAnsi" w:hint="eastAsia"/>
               <w:noProof/>
+              <w:kern w:val="2"/>
+              <w:sz w:val="22"/>
+              <w:lang w:eastAsia="zh-CN"/>
+              <w14:ligatures w14:val="standardContextual"/>
             </w:rPr>
           </w:pPr>
-          <w:hyperlink w:anchor="_Toc231312531" w:history="1">
+          <w:hyperlink w:anchor="_Toc233711238" w:history="1">
             <w:r>
               <w:rPr>
                 <w:rStyle w:val="ae"/>
@@ -2984,7 +3013,7 @@
                 <w:noProof/>
                 <w:webHidden/>
               </w:rPr>
-              <w:instrText>PAGEREF _Toc231312531 \h</w:instrText>
+              <w:instrText>PAGEREF _Toc233711238 \h</w:instrText>
             </w:r>
             <w:r>
               <w:rPr>
@@ -3034,11 +3063,15 @@
             </w:tabs>
             <w:ind w:left="960"/>
             <w:rPr>
-              <w:rFonts w:hint="eastAsia"/>
+              <w:rFonts w:asciiTheme="minorHAnsi" w:eastAsiaTheme="minorEastAsia" w:hAnsiTheme="minorHAnsi" w:hint="eastAsia"/>
               <w:noProof/>
+              <w:kern w:val="2"/>
+              <w:sz w:val="22"/>
+              <w:lang w:eastAsia="zh-CN"/>
+              <w14:ligatures w14:val="standardContextual"/>
             </w:rPr>
           </w:pPr>
-          <w:hyperlink w:anchor="_Toc231312532" w:history="1">
+          <w:hyperlink w:anchor="_Toc233711239" w:history="1">
             <w:r>
               <w:rPr>
                 <w:rStyle w:val="ae"/>
@@ -3075,7 +3108,7 @@
                 <w:noProof/>
                 <w:webHidden/>
               </w:rPr>
-              <w:instrText>PAGEREF _Toc231312532 \h</w:instrText>
+              <w:instrText>PAGEREF _Toc233711239 \h</w:instrText>
             </w:r>
             <w:r>
               <w:rPr>
@@ -3125,11 +3158,15 @@
             </w:tabs>
             <w:ind w:left="960"/>
             <w:rPr>
-              <w:rFonts w:hint="eastAsia"/>
+              <w:rFonts w:asciiTheme="minorHAnsi" w:eastAsiaTheme="minorEastAsia" w:hAnsiTheme="minorHAnsi" w:hint="eastAsia"/>
               <w:noProof/>
+              <w:kern w:val="2"/>
+              <w:sz w:val="22"/>
+              <w:lang w:eastAsia="zh-CN"/>
+              <w14:ligatures w14:val="standardContextual"/>
             </w:rPr>
           </w:pPr>
-          <w:hyperlink w:anchor="_Toc231312533" w:history="1">
+          <w:hyperlink w:anchor="_Toc233711240" w:history="1">
             <w:r>
               <w:rPr>
                 <w:rStyle w:val="ae"/>
@@ -3173,7 +3210,7 @@
                 <w:noProof/>
                 <w:webHidden/>
               </w:rPr>
-              <w:instrText>PAGEREF _Toc231312533 \h</w:instrText>
+              <w:instrText>PAGEREF _Toc233711240 \h</w:instrText>
             </w:r>
             <w:r>
               <w:rPr>
@@ -3223,11 +3260,15 @@
             </w:tabs>
             <w:ind w:left="960"/>
             <w:rPr>
-              <w:rFonts w:hint="eastAsia"/>
+              <w:rFonts w:asciiTheme="minorHAnsi" w:eastAsiaTheme="minorEastAsia" w:hAnsiTheme="minorHAnsi" w:hint="eastAsia"/>
               <w:noProof/>
+              <w:kern w:val="2"/>
+              <w:sz w:val="22"/>
+              <w:lang w:eastAsia="zh-CN"/>
+              <w14:ligatures w14:val="standardContextual"/>
             </w:rPr>
           </w:pPr>
-          <w:hyperlink w:anchor="_Toc231312534" w:history="1">
+          <w:hyperlink w:anchor="_Toc233711241" w:history="1">
             <w:r>
               <w:rPr>
                 <w:rStyle w:val="ae"/>
@@ -3273,7 +3314,7 @@
                 <w:noProof/>
                 <w:webHidden/>
               </w:rPr>
-              <w:instrText>PAGEREF _Toc231312534 \h</w:instrText>
+              <w:instrText>PAGEREF _Toc233711241 \h</w:instrText>
             </w:r>
             <w:r>
               <w:rPr>
@@ -3323,11 +3364,15 @@
             </w:tabs>
             <w:ind w:left="960"/>
             <w:rPr>
-              <w:rFonts w:hint="eastAsia"/>
+              <w:rFonts w:asciiTheme="minorHAnsi" w:eastAsiaTheme="minorEastAsia" w:hAnsiTheme="minorHAnsi" w:hint="eastAsia"/>
               <w:noProof/>
+              <w:kern w:val="2"/>
+              <w:sz w:val="22"/>
+              <w:lang w:eastAsia="zh-CN"/>
+              <w14:ligatures w14:val="standardContextual"/>
             </w:rPr>
           </w:pPr>
-          <w:hyperlink w:anchor="_Toc231312535" w:history="1">
+          <w:hyperlink w:anchor="_Toc233711242" w:history="1">
             <w:r>
               <w:rPr>
                 <w:rStyle w:val="ae"/>
@@ -3385,7 +3430,7 @@
                 <w:noProof/>
                 <w:webHidden/>
               </w:rPr>
-              <w:instrText>PAGEREF _Toc231312535 \h</w:instrText>
+              <w:instrText>PAGEREF _Toc233711242 \h</w:instrText>
             </w:r>
             <w:r>
               <w:rPr>
@@ -3435,11 +3480,15 @@
             </w:tabs>
             <w:ind w:left="960"/>
             <w:rPr>
-              <w:rFonts w:hint="eastAsia"/>
+              <w:rFonts w:asciiTheme="minorHAnsi" w:eastAsiaTheme="minorEastAsia" w:hAnsiTheme="minorHAnsi" w:hint="eastAsia"/>
               <w:noProof/>
+              <w:kern w:val="2"/>
+              <w:sz w:val="22"/>
+              <w:lang w:eastAsia="zh-CN"/>
+              <w14:ligatures w14:val="standardContextual"/>
             </w:rPr>
           </w:pPr>
-          <w:hyperlink w:anchor="_Toc231312536" w:history="1">
+          <w:hyperlink w:anchor="_Toc233711243" w:history="1">
             <w:r>
               <w:rPr>
                 <w:rStyle w:val="ae"/>
@@ -3497,7 +3546,7 @@
                 <w:noProof/>
                 <w:webHidden/>
               </w:rPr>
-              <w:instrText>PAGEREF _Toc231312536 \h</w:instrText>
+              <w:instrText>PAGEREF _Toc233711243 \h</w:instrText>
             </w:r>
             <w:r>
               <w:rPr>
@@ -3547,11 +3596,15 @@
             </w:tabs>
             <w:ind w:left="960"/>
             <w:rPr>
-              <w:rFonts w:hint="eastAsia"/>
+              <w:rFonts w:asciiTheme="minorHAnsi" w:eastAsiaTheme="minorEastAsia" w:hAnsiTheme="minorHAnsi" w:hint="eastAsia"/>
               <w:noProof/>
+              <w:kern w:val="2"/>
+              <w:sz w:val="22"/>
+              <w:lang w:eastAsia="zh-CN"/>
+              <w14:ligatures w14:val="standardContextual"/>
             </w:rPr>
           </w:pPr>
-          <w:hyperlink w:anchor="_Toc231312537" w:history="1">
+          <w:hyperlink w:anchor="_Toc233711244" w:history="1">
             <w:r>
               <w:rPr>
                 <w:rStyle w:val="ae"/>
@@ -3597,7 +3650,7 @@
                 <w:noProof/>
                 <w:webHidden/>
               </w:rPr>
-              <w:instrText>PAGEREF _Toc231312537 \h</w:instrText>
+              <w:instrText>PAGEREF _Toc233711244 \h</w:instrText>
             </w:r>
             <w:r>
               <w:rPr>
@@ -3647,15 +3700,20 @@
             </w:tabs>
             <w:ind w:left="480"/>
             <w:rPr>
-              <w:rFonts w:hint="eastAsia"/>
+              <w:rFonts w:asciiTheme="minorHAnsi" w:eastAsiaTheme="minorEastAsia" w:hAnsiTheme="minorHAnsi" w:hint="eastAsia"/>
               <w:noProof/>
+              <w:kern w:val="2"/>
+              <w:sz w:val="22"/>
+              <w:lang w:eastAsia="zh-CN"/>
+              <w14:ligatures w14:val="standardContextual"/>
             </w:rPr>
           </w:pPr>
-          <w:hyperlink w:anchor="_Toc231312538" w:history="1">
+          <w:hyperlink w:anchor="_Toc233711245" w:history="1">
             <w:r>
               <w:rPr>
                 <w:rStyle w:val="ae"/>
                 <w:noProof/>
+                <w:lang w:val="zh-CN" w:eastAsia="zh-CN"/>
               </w:rPr>
               <w:t xml:space="preserve">Contents </w:t>
             </w:r>
@@ -3663,6 +3721,7 @@
               <w:rPr>
                 <w:rStyle w:val="ae"/>
                 <w:noProof/>
+                <w:lang w:val="zh-CN" w:eastAsia="zh-CN"/>
               </w:rPr>
               <w:t>目录</w:t>
             </w:r>
@@ -3695,7 +3754,7 @@
                 <w:noProof/>
                 <w:webHidden/>
               </w:rPr>
-              <w:instrText>PAGEREF _Toc231312538 \h</w:instrText>
+              <w:instrText>PAGEREF _Toc233711245 \h</w:instrText>
             </w:r>
             <w:r>
               <w:rPr>
@@ -3745,11 +3804,15 @@
             </w:tabs>
             <w:ind w:left="480"/>
             <w:rPr>
-              <w:rFonts w:hint="eastAsia"/>
+              <w:rFonts w:asciiTheme="minorHAnsi" w:eastAsiaTheme="minorEastAsia" w:hAnsiTheme="minorHAnsi" w:hint="eastAsia"/>
               <w:noProof/>
+              <w:kern w:val="2"/>
+              <w:sz w:val="22"/>
+              <w:lang w:eastAsia="zh-CN"/>
+              <w14:ligatures w14:val="standardContextual"/>
             </w:rPr>
           </w:pPr>
-          <w:hyperlink w:anchor="_Toc231312539" w:history="1">
+          <w:hyperlink w:anchor="_Toc233711246" w:history="1">
             <w:r>
               <w:rPr>
                 <w:rStyle w:val="ae"/>
@@ -3800,7 +3863,7 @@
                 <w:noProof/>
                 <w:webHidden/>
               </w:rPr>
-              <w:instrText>PAGEREF _Toc231312539 \h</w:instrText>
+              <w:instrText>PAGEREF _Toc233711246 \h</w:instrText>
             </w:r>
             <w:r>
               <w:rPr>
@@ -3830,7 +3893,7 @@
                 <w:noProof/>
                 <w:webHidden/>
               </w:rPr>
-              <w:t>10</w:t>
+              <w:t>12</w:t>
             </w:r>
             <w:r>
               <w:rPr>
@@ -3850,11 +3913,15 @@
             </w:tabs>
             <w:ind w:left="960"/>
             <w:rPr>
-              <w:rFonts w:hint="eastAsia"/>
+              <w:rFonts w:asciiTheme="minorHAnsi" w:eastAsiaTheme="minorEastAsia" w:hAnsiTheme="minorHAnsi" w:hint="eastAsia"/>
               <w:noProof/>
+              <w:kern w:val="2"/>
+              <w:sz w:val="22"/>
+              <w:lang w:eastAsia="zh-CN"/>
+              <w14:ligatures w14:val="standardContextual"/>
             </w:rPr>
           </w:pPr>
-          <w:hyperlink w:anchor="_Toc231312540" w:history="1">
+          <w:hyperlink w:anchor="_Toc233711247" w:history="1">
             <w:r>
               <w:rPr>
                 <w:rStyle w:val="ae"/>
@@ -3924,7 +3991,7 @@
                 <w:noProof/>
                 <w:webHidden/>
               </w:rPr>
-              <w:instrText>PAGEREF _Toc231312540 \h</w:instrText>
+              <w:instrText>PAGEREF _Toc233711247 \h</w:instrText>
             </w:r>
             <w:r>
               <w:rPr>
@@ -3954,7 +4021,7 @@
                 <w:noProof/>
                 <w:webHidden/>
               </w:rPr>
-              <w:t>14</w:t>
+              <w:t>16</w:t>
             </w:r>
             <w:r>
               <w:rPr>
@@ -3974,11 +4041,15 @@
             </w:tabs>
             <w:ind w:left="960"/>
             <w:rPr>
-              <w:rFonts w:hint="eastAsia"/>
+              <w:rFonts w:asciiTheme="minorHAnsi" w:eastAsiaTheme="minorEastAsia" w:hAnsiTheme="minorHAnsi" w:hint="eastAsia"/>
               <w:noProof/>
+              <w:kern w:val="2"/>
+              <w:sz w:val="22"/>
+              <w:lang w:eastAsia="zh-CN"/>
+              <w14:ligatures w14:val="standardContextual"/>
             </w:rPr>
           </w:pPr>
-          <w:hyperlink w:anchor="_Toc231312541" w:history="1">
+          <w:hyperlink w:anchor="_Toc233711248" w:history="1">
             <w:r>
               <w:rPr>
                 <w:rStyle w:val="ae"/>
@@ -4024,7 +4095,7 @@
                 <w:noProof/>
                 <w:webHidden/>
               </w:rPr>
-              <w:instrText>PAGEREF _Toc231312541 \h</w:instrText>
+              <w:instrText>PAGEREF _Toc233711248 \h</w:instrText>
             </w:r>
             <w:r>
               <w:rPr>
@@ -4054,7 +4125,7 @@
                 <w:noProof/>
                 <w:webHidden/>
               </w:rPr>
-              <w:t>18</w:t>
+              <w:t>20</w:t>
             </w:r>
             <w:r>
               <w:rPr>
@@ -4074,11 +4145,15 @@
             </w:tabs>
             <w:ind w:left="960"/>
             <w:rPr>
-              <w:rFonts w:hint="eastAsia"/>
+              <w:rFonts w:asciiTheme="minorHAnsi" w:eastAsiaTheme="minorEastAsia" w:hAnsiTheme="minorHAnsi" w:hint="eastAsia"/>
               <w:noProof/>
+              <w:kern w:val="2"/>
+              <w:sz w:val="22"/>
+              <w:lang w:eastAsia="zh-CN"/>
+              <w14:ligatures w14:val="standardContextual"/>
             </w:rPr>
           </w:pPr>
-          <w:hyperlink w:anchor="_Toc231312542" w:history="1">
+          <w:hyperlink w:anchor="_Toc233711249" w:history="1">
             <w:r>
               <w:rPr>
                 <w:rStyle w:val="ae"/>
@@ -4124,7 +4199,7 @@
                 <w:noProof/>
                 <w:webHidden/>
               </w:rPr>
-              <w:instrText>PAGEREF _Toc231312542 \h</w:instrText>
+              <w:instrText>PAGEREF _Toc233711249 \h</w:instrText>
             </w:r>
             <w:r>
               <w:rPr>
@@ -4154,7 +4229,7 @@
                 <w:noProof/>
                 <w:webHidden/>
               </w:rPr>
-              <w:t>20</w:t>
+              <w:t>22</w:t>
             </w:r>
             <w:r>
               <w:rPr>
@@ -4174,11 +4249,15 @@
             </w:tabs>
             <w:ind w:left="960"/>
             <w:rPr>
-              <w:rFonts w:hint="eastAsia"/>
+              <w:rFonts w:asciiTheme="minorHAnsi" w:eastAsiaTheme="minorEastAsia" w:hAnsiTheme="minorHAnsi" w:hint="eastAsia"/>
               <w:noProof/>
+              <w:kern w:val="2"/>
+              <w:sz w:val="22"/>
+              <w:lang w:eastAsia="zh-CN"/>
+              <w14:ligatures w14:val="standardContextual"/>
             </w:rPr>
           </w:pPr>
-          <w:hyperlink w:anchor="_Toc231312543" w:history="1">
+          <w:hyperlink w:anchor="_Toc233711250" w:history="1">
             <w:r>
               <w:rPr>
                 <w:rStyle w:val="ae"/>
@@ -4224,7 +4303,7 @@
                 <w:noProof/>
                 <w:webHidden/>
               </w:rPr>
-              <w:instrText>PAGEREF _Toc231312543 \h</w:instrText>
+              <w:instrText>PAGEREF _Toc233711250 \h</w:instrText>
             </w:r>
             <w:r>
               <w:rPr>
@@ -4254,7 +4333,7 @@
                 <w:noProof/>
                 <w:webHidden/>
               </w:rPr>
-              <w:t>24</w:t>
+              <w:t>26</w:t>
             </w:r>
             <w:r>
               <w:rPr>
@@ -4274,11 +4353,15 @@
             </w:tabs>
             <w:ind w:left="960"/>
             <w:rPr>
-              <w:rFonts w:hint="eastAsia"/>
+              <w:rFonts w:asciiTheme="minorHAnsi" w:eastAsiaTheme="minorEastAsia" w:hAnsiTheme="minorHAnsi" w:hint="eastAsia"/>
               <w:noProof/>
+              <w:kern w:val="2"/>
+              <w:sz w:val="22"/>
+              <w:lang w:eastAsia="zh-CN"/>
+              <w14:ligatures w14:val="standardContextual"/>
             </w:rPr>
           </w:pPr>
-          <w:hyperlink w:anchor="_Toc231312544" w:history="1">
+          <w:hyperlink w:anchor="_Toc233711251" w:history="1">
             <w:r>
               <w:rPr>
                 <w:rStyle w:val="ae"/>
@@ -4340,7 +4423,7 @@
                 <w:noProof/>
                 <w:webHidden/>
               </w:rPr>
-              <w:instrText>PAGEREF _Toc231312544 \h</w:instrText>
+              <w:instrText>PAGEREF _Toc233711251 \h</w:instrText>
             </w:r>
             <w:r>
               <w:rPr>
@@ -4370,7 +4453,7 @@
                 <w:noProof/>
                 <w:webHidden/>
               </w:rPr>
-              <w:t>28</w:t>
+              <w:t>30</w:t>
             </w:r>
             <w:r>
               <w:rPr>
@@ -4390,11 +4473,15 @@
             </w:tabs>
             <w:ind w:left="960"/>
             <w:rPr>
-              <w:rFonts w:hint="eastAsia"/>
+              <w:rFonts w:asciiTheme="minorHAnsi" w:eastAsiaTheme="minorEastAsia" w:hAnsiTheme="minorHAnsi" w:hint="eastAsia"/>
               <w:noProof/>
+              <w:kern w:val="2"/>
+              <w:sz w:val="22"/>
+              <w:lang w:eastAsia="zh-CN"/>
+              <w14:ligatures w14:val="standardContextual"/>
             </w:rPr>
           </w:pPr>
-          <w:hyperlink w:anchor="_Toc231312545" w:history="1">
+          <w:hyperlink w:anchor="_Toc233711252" w:history="1">
             <w:r>
               <w:rPr>
                 <w:rStyle w:val="ae"/>
@@ -4472,7 +4559,7 @@
                 <w:noProof/>
                 <w:webHidden/>
               </w:rPr>
-              <w:instrText>PAGEREF _Toc231312545 \h</w:instrText>
+              <w:instrText>PAGEREF _Toc233711252 \h</w:instrText>
             </w:r>
             <w:r>
               <w:rPr>
@@ -4502,7 +4589,7 @@
                 <w:noProof/>
                 <w:webHidden/>
               </w:rPr>
-              <w:t>29</w:t>
+              <w:t>31</w:t>
             </w:r>
             <w:r>
               <w:rPr>
@@ -4522,11 +4609,15 @@
             </w:tabs>
             <w:ind w:left="960"/>
             <w:rPr>
-              <w:rFonts w:hint="eastAsia"/>
+              <w:rFonts w:asciiTheme="minorHAnsi" w:eastAsiaTheme="minorEastAsia" w:hAnsiTheme="minorHAnsi" w:hint="eastAsia"/>
               <w:noProof/>
+              <w:kern w:val="2"/>
+              <w:sz w:val="22"/>
+              <w:lang w:eastAsia="zh-CN"/>
+              <w14:ligatures w14:val="standardContextual"/>
             </w:rPr>
           </w:pPr>
-          <w:hyperlink w:anchor="_Toc231312546" w:history="1">
+          <w:hyperlink w:anchor="_Toc233711253" w:history="1">
             <w:r>
               <w:rPr>
                 <w:rStyle w:val="ae"/>
@@ -4572,7 +4663,7 @@
                 <w:noProof/>
                 <w:webHidden/>
               </w:rPr>
-              <w:instrText>PAGEREF _Toc231312546 \h</w:instrText>
+              <w:instrText>PAGEREF _Toc233711253 \h</w:instrText>
             </w:r>
             <w:r>
               <w:rPr>
@@ -4602,7 +4693,7 @@
                 <w:noProof/>
                 <w:webHidden/>
               </w:rPr>
-              <w:t>31</w:t>
+              <w:t>33</w:t>
             </w:r>
             <w:r>
               <w:rPr>
@@ -4622,11 +4713,15 @@
             </w:tabs>
             <w:ind w:left="960"/>
             <w:rPr>
-              <w:rFonts w:hint="eastAsia"/>
+              <w:rFonts w:asciiTheme="minorHAnsi" w:eastAsiaTheme="minorEastAsia" w:hAnsiTheme="minorHAnsi" w:hint="eastAsia"/>
               <w:noProof/>
+              <w:kern w:val="2"/>
+              <w:sz w:val="22"/>
+              <w:lang w:eastAsia="zh-CN"/>
+              <w14:ligatures w14:val="standardContextual"/>
             </w:rPr>
           </w:pPr>
-          <w:hyperlink w:anchor="_Toc231312547" w:history="1">
+          <w:hyperlink w:anchor="_Toc233711254" w:history="1">
             <w:r>
               <w:rPr>
                 <w:rStyle w:val="ae"/>
@@ -4672,7 +4767,7 @@
                 <w:noProof/>
                 <w:webHidden/>
               </w:rPr>
-              <w:instrText>PAGEREF _Toc231312547 \h</w:instrText>
+              <w:instrText>PAGEREF _Toc233711254 \h</w:instrText>
             </w:r>
             <w:r>
               <w:rPr>
@@ -4702,7 +4797,7 @@
                 <w:noProof/>
                 <w:webHidden/>
               </w:rPr>
-              <w:t>37</w:t>
+              <w:t>39</w:t>
             </w:r>
             <w:r>
               <w:rPr>
@@ -4722,11 +4817,15 @@
             </w:tabs>
             <w:ind w:left="960"/>
             <w:rPr>
-              <w:rFonts w:hint="eastAsia"/>
+              <w:rFonts w:asciiTheme="minorHAnsi" w:eastAsiaTheme="minorEastAsia" w:hAnsiTheme="minorHAnsi" w:hint="eastAsia"/>
               <w:noProof/>
+              <w:kern w:val="2"/>
+              <w:sz w:val="22"/>
+              <w:lang w:eastAsia="zh-CN"/>
+              <w14:ligatures w14:val="standardContextual"/>
             </w:rPr>
           </w:pPr>
-          <w:hyperlink w:anchor="_Toc231312548" w:history="1">
+          <w:hyperlink w:anchor="_Toc233711255" w:history="1">
             <w:r>
               <w:rPr>
                 <w:rStyle w:val="ae"/>
@@ -4772,7 +4871,7 @@
                 <w:noProof/>
                 <w:webHidden/>
               </w:rPr>
-              <w:instrText>PAGEREF _Toc231312548 \h</w:instrText>
+              <w:instrText>PAGEREF _Toc233711255 \h</w:instrText>
             </w:r>
             <w:r>
               <w:rPr>
@@ -4802,7 +4901,7 @@
                 <w:noProof/>
                 <w:webHidden/>
               </w:rPr>
-              <w:t>43</w:t>
+              <w:t>45</w:t>
             </w:r>
             <w:r>
               <w:rPr>
@@ -4822,11 +4921,15 @@
             </w:tabs>
             <w:ind w:left="960"/>
             <w:rPr>
-              <w:rFonts w:hint="eastAsia"/>
+              <w:rFonts w:asciiTheme="minorHAnsi" w:eastAsiaTheme="minorEastAsia" w:hAnsiTheme="minorHAnsi" w:hint="eastAsia"/>
               <w:noProof/>
+              <w:kern w:val="2"/>
+              <w:sz w:val="22"/>
+              <w:lang w:eastAsia="zh-CN"/>
+              <w14:ligatures w14:val="standardContextual"/>
             </w:rPr>
           </w:pPr>
-          <w:hyperlink w:anchor="_Toc231312549" w:history="1">
+          <w:hyperlink w:anchor="_Toc233711256" w:history="1">
             <w:r>
               <w:rPr>
                 <w:rStyle w:val="ae"/>
@@ -4888,7 +4991,7 @@
                 <w:noProof/>
                 <w:webHidden/>
               </w:rPr>
-              <w:instrText>PAGEREF _Toc231312549 \h</w:instrText>
+              <w:instrText>PAGEREF _Toc233711256 \h</w:instrText>
             </w:r>
             <w:r>
               <w:rPr>
@@ -4918,7 +5021,7 @@
                 <w:noProof/>
                 <w:webHidden/>
               </w:rPr>
-              <w:t>51</w:t>
+              <w:t>53</w:t>
             </w:r>
             <w:r>
               <w:rPr>
@@ -4938,11 +5041,15 @@
             </w:tabs>
             <w:ind w:left="960"/>
             <w:rPr>
-              <w:rFonts w:hint="eastAsia"/>
+              <w:rFonts w:asciiTheme="minorHAnsi" w:eastAsiaTheme="minorEastAsia" w:hAnsiTheme="minorHAnsi" w:hint="eastAsia"/>
               <w:noProof/>
+              <w:kern w:val="2"/>
+              <w:sz w:val="22"/>
+              <w:lang w:eastAsia="zh-CN"/>
+              <w14:ligatures w14:val="standardContextual"/>
             </w:rPr>
           </w:pPr>
-          <w:hyperlink w:anchor="_Toc231312550" w:history="1">
+          <w:hyperlink w:anchor="_Toc233711257" w:history="1">
             <w:r>
               <w:rPr>
                 <w:rStyle w:val="ae"/>
@@ -4993,7 +5100,7 @@
                 <w:noProof/>
                 <w:webHidden/>
               </w:rPr>
-              <w:instrText>PAGEREF _Toc231312550 \h</w:instrText>
+              <w:instrText>PAGEREF _Toc233711257 \h</w:instrText>
             </w:r>
             <w:r>
               <w:rPr>
@@ -5023,7 +5130,7 @@
                 <w:noProof/>
                 <w:webHidden/>
               </w:rPr>
-              <w:t>55</w:t>
+              <w:t>57</w:t>
             </w:r>
             <w:r>
               <w:rPr>
@@ -5043,11 +5150,15 @@
             </w:tabs>
             <w:ind w:left="480"/>
             <w:rPr>
-              <w:rFonts w:hint="eastAsia"/>
+              <w:rFonts w:asciiTheme="minorHAnsi" w:eastAsiaTheme="minorEastAsia" w:hAnsiTheme="minorHAnsi" w:hint="eastAsia"/>
               <w:noProof/>
+              <w:kern w:val="2"/>
+              <w:sz w:val="22"/>
+              <w:lang w:eastAsia="zh-CN"/>
+              <w14:ligatures w14:val="standardContextual"/>
             </w:rPr>
           </w:pPr>
-          <w:hyperlink w:anchor="_Toc231312551" w:history="1">
+          <w:hyperlink w:anchor="_Toc233711258" w:history="1">
             <w:r>
               <w:rPr>
                 <w:rStyle w:val="ae"/>
@@ -5098,7 +5209,7 @@
                 <w:noProof/>
                 <w:webHidden/>
               </w:rPr>
-              <w:instrText>PAGEREF _Toc231312551 \h</w:instrText>
+              <w:instrText>PAGEREF _Toc233711258 \h</w:instrText>
             </w:r>
             <w:r>
               <w:rPr>
@@ -5128,7 +5239,7 @@
                 <w:noProof/>
                 <w:webHidden/>
               </w:rPr>
-              <w:t>58</w:t>
+              <w:t>60</w:t>
             </w:r>
             <w:r>
               <w:rPr>
@@ -5148,11 +5259,15 @@
             </w:tabs>
             <w:ind w:left="960"/>
             <w:rPr>
-              <w:rFonts w:hint="eastAsia"/>
+              <w:rFonts w:asciiTheme="minorHAnsi" w:eastAsiaTheme="minorEastAsia" w:hAnsiTheme="minorHAnsi" w:hint="eastAsia"/>
               <w:noProof/>
+              <w:kern w:val="2"/>
+              <w:sz w:val="22"/>
+              <w:lang w:eastAsia="zh-CN"/>
+              <w14:ligatures w14:val="standardContextual"/>
             </w:rPr>
           </w:pPr>
-          <w:hyperlink w:anchor="_Toc231312552" w:history="1">
+          <w:hyperlink w:anchor="_Toc233711259" w:history="1">
             <w:r>
               <w:rPr>
                 <w:rStyle w:val="ae"/>
@@ -5230,7 +5345,7 @@
                 <w:noProof/>
                 <w:webHidden/>
               </w:rPr>
-              <w:instrText>PAGEREF _Toc231312552 \h</w:instrText>
+              <w:instrText>PAGEREF _Toc233711259 \h</w:instrText>
             </w:r>
             <w:r>
               <w:rPr>
@@ -5260,7 +5375,7 @@
                 <w:noProof/>
                 <w:webHidden/>
               </w:rPr>
-              <w:t>63</w:t>
+              <w:t>65</w:t>
             </w:r>
             <w:r>
               <w:rPr>
@@ -5280,11 +5395,15 @@
             </w:tabs>
             <w:ind w:left="960"/>
             <w:rPr>
-              <w:rFonts w:hint="eastAsia"/>
+              <w:rFonts w:asciiTheme="minorHAnsi" w:eastAsiaTheme="minorEastAsia" w:hAnsiTheme="minorHAnsi" w:hint="eastAsia"/>
               <w:noProof/>
+              <w:kern w:val="2"/>
+              <w:sz w:val="22"/>
+              <w:lang w:eastAsia="zh-CN"/>
+              <w14:ligatures w14:val="standardContextual"/>
             </w:rPr>
           </w:pPr>
-          <w:hyperlink w:anchor="_Toc231312553" w:history="1">
+          <w:hyperlink w:anchor="_Toc233711260" w:history="1">
             <w:r>
               <w:rPr>
                 <w:rStyle w:val="ae"/>
@@ -5362,7 +5481,7 @@
                 <w:noProof/>
                 <w:webHidden/>
               </w:rPr>
-              <w:instrText>PAGEREF _Toc231312553 \h</w:instrText>
+              <w:instrText>PAGEREF _Toc233711260 \h</w:instrText>
             </w:r>
             <w:r>
               <w:rPr>
@@ -5392,7 +5511,7 @@
                 <w:noProof/>
                 <w:webHidden/>
               </w:rPr>
-              <w:t>64</w:t>
+              <w:t>66</w:t>
             </w:r>
             <w:r>
               <w:rPr>
@@ -5412,11 +5531,15 @@
             </w:tabs>
             <w:ind w:left="960"/>
             <w:rPr>
-              <w:rFonts w:hint="eastAsia"/>
+              <w:rFonts w:asciiTheme="minorHAnsi" w:eastAsiaTheme="minorEastAsia" w:hAnsiTheme="minorHAnsi" w:hint="eastAsia"/>
               <w:noProof/>
+              <w:kern w:val="2"/>
+              <w:sz w:val="22"/>
+              <w:lang w:eastAsia="zh-CN"/>
+              <w14:ligatures w14:val="standardContextual"/>
             </w:rPr>
           </w:pPr>
-          <w:hyperlink w:anchor="_Toc231312554" w:history="1">
+          <w:hyperlink w:anchor="_Toc233711261" w:history="1">
             <w:r>
               <w:rPr>
                 <w:rStyle w:val="ae"/>
@@ -5478,7 +5601,7 @@
                 <w:noProof/>
                 <w:webHidden/>
               </w:rPr>
-              <w:instrText>PAGEREF _Toc231312554 \h</w:instrText>
+              <w:instrText>PAGEREF _Toc233711261 \h</w:instrText>
             </w:r>
             <w:r>
               <w:rPr>
@@ -5508,7 +5631,7 @@
                 <w:noProof/>
                 <w:webHidden/>
               </w:rPr>
-              <w:t>65</w:t>
+              <w:t>67</w:t>
             </w:r>
             <w:r>
               <w:rPr>
@@ -5528,11 +5651,15 @@
             </w:tabs>
             <w:ind w:left="960"/>
             <w:rPr>
-              <w:rFonts w:hint="eastAsia"/>
+              <w:rFonts w:asciiTheme="minorHAnsi" w:eastAsiaTheme="minorEastAsia" w:hAnsiTheme="minorHAnsi" w:hint="eastAsia"/>
               <w:noProof/>
+              <w:kern w:val="2"/>
+              <w:sz w:val="22"/>
+              <w:lang w:eastAsia="zh-CN"/>
+              <w14:ligatures w14:val="standardContextual"/>
             </w:rPr>
           </w:pPr>
-          <w:hyperlink w:anchor="_Toc231312555" w:history="1">
+          <w:hyperlink w:anchor="_Toc233711262" w:history="1">
             <w:r>
               <w:rPr>
                 <w:rStyle w:val="ae"/>
@@ -5594,7 +5721,7 @@
                 <w:noProof/>
                 <w:webHidden/>
               </w:rPr>
-              <w:instrText>PAGEREF _Toc231312555 \h</w:instrText>
+              <w:instrText>PAGEREF _Toc233711262 \h</w:instrText>
             </w:r>
             <w:r>
               <w:rPr>
@@ -5624,7 +5751,7 @@
                 <w:noProof/>
                 <w:webHidden/>
               </w:rPr>
-              <w:t>66</w:t>
+              <w:t>68</w:t>
             </w:r>
             <w:r>
               <w:rPr>
@@ -5644,11 +5771,15 @@
             </w:tabs>
             <w:ind w:left="960"/>
             <w:rPr>
-              <w:rFonts w:hint="eastAsia"/>
+              <w:rFonts w:asciiTheme="minorHAnsi" w:eastAsiaTheme="minorEastAsia" w:hAnsiTheme="minorHAnsi" w:hint="eastAsia"/>
               <w:noProof/>
+              <w:kern w:val="2"/>
+              <w:sz w:val="22"/>
+              <w:lang w:eastAsia="zh-CN"/>
+              <w14:ligatures w14:val="standardContextual"/>
             </w:rPr>
           </w:pPr>
-          <w:hyperlink w:anchor="_Toc231312556" w:history="1">
+          <w:hyperlink w:anchor="_Toc233711263" w:history="1">
             <w:r>
               <w:rPr>
                 <w:rStyle w:val="ae"/>
@@ -5710,7 +5841,7 @@
                 <w:noProof/>
                 <w:webHidden/>
               </w:rPr>
-              <w:instrText>PAGEREF _Toc231312556 \h</w:instrText>
+              <w:instrText>PAGEREF _Toc233711263 \h</w:instrText>
             </w:r>
             <w:r>
               <w:rPr>
@@ -5740,7 +5871,7 @@
                 <w:noProof/>
                 <w:webHidden/>
               </w:rPr>
-              <w:t>71</w:t>
+              <w:t>73</w:t>
             </w:r>
             <w:r>
               <w:rPr>
@@ -5760,11 +5891,15 @@
             </w:tabs>
             <w:ind w:left="480"/>
             <w:rPr>
-              <w:rFonts w:hint="eastAsia"/>
+              <w:rFonts w:asciiTheme="minorHAnsi" w:eastAsiaTheme="minorEastAsia" w:hAnsiTheme="minorHAnsi" w:hint="eastAsia"/>
               <w:noProof/>
+              <w:kern w:val="2"/>
+              <w:sz w:val="22"/>
+              <w:lang w:eastAsia="zh-CN"/>
+              <w14:ligatures w14:val="standardContextual"/>
             </w:rPr>
           </w:pPr>
-          <w:hyperlink w:anchor="_Toc231312557" w:history="1">
+          <w:hyperlink w:anchor="_Toc233711264" w:history="1">
             <w:r>
               <w:rPr>
                 <w:rStyle w:val="ae"/>
@@ -5815,7 +5950,7 @@
                 <w:noProof/>
                 <w:webHidden/>
               </w:rPr>
-              <w:instrText>PAGEREF _Toc231312557 \h</w:instrText>
+              <w:instrText>PAGEREF _Toc233711264 \h</w:instrText>
             </w:r>
             <w:r>
               <w:rPr>
@@ -5845,7 +5980,7 @@
                 <w:noProof/>
                 <w:webHidden/>
               </w:rPr>
-              <w:t>72</w:t>
+              <w:t>74</w:t>
             </w:r>
             <w:r>
               <w:rPr>
@@ -5865,11 +6000,15 @@
             </w:tabs>
             <w:ind w:left="960"/>
             <w:rPr>
-              <w:rFonts w:hint="eastAsia"/>
+              <w:rFonts w:asciiTheme="minorHAnsi" w:eastAsiaTheme="minorEastAsia" w:hAnsiTheme="minorHAnsi" w:hint="eastAsia"/>
               <w:noProof/>
+              <w:kern w:val="2"/>
+              <w:sz w:val="22"/>
+              <w:lang w:eastAsia="zh-CN"/>
+              <w14:ligatures w14:val="standardContextual"/>
             </w:rPr>
           </w:pPr>
-          <w:hyperlink w:anchor="_Toc231312558" w:history="1">
+          <w:hyperlink w:anchor="_Toc233711265" w:history="1">
             <w:r>
               <w:rPr>
                 <w:rStyle w:val="ae"/>
@@ -5931,7 +6070,7 @@
                 <w:noProof/>
                 <w:webHidden/>
               </w:rPr>
-              <w:instrText>PAGEREF _Toc231312558 \h</w:instrText>
+              <w:instrText>PAGEREF _Toc233711265 \h</w:instrText>
             </w:r>
             <w:r>
               <w:rPr>
@@ -5961,7 +6100,7 @@
                 <w:noProof/>
                 <w:webHidden/>
               </w:rPr>
-              <w:t>77</w:t>
+              <w:t>79</w:t>
             </w:r>
             <w:r>
               <w:rPr>
@@ -5981,11 +6120,15 @@
             </w:tabs>
             <w:ind w:left="960"/>
             <w:rPr>
-              <w:rFonts w:hint="eastAsia"/>
+              <w:rFonts w:asciiTheme="minorHAnsi" w:eastAsiaTheme="minorEastAsia" w:hAnsiTheme="minorHAnsi" w:hint="eastAsia"/>
               <w:noProof/>
+              <w:kern w:val="2"/>
+              <w:sz w:val="22"/>
+              <w:lang w:eastAsia="zh-CN"/>
+              <w14:ligatures w14:val="standardContextual"/>
             </w:rPr>
           </w:pPr>
-          <w:hyperlink w:anchor="_Toc231312559" w:history="1">
+          <w:hyperlink w:anchor="_Toc233711266" w:history="1">
             <w:r>
               <w:rPr>
                 <w:rStyle w:val="ae"/>
@@ -6047,7 +6190,7 @@
                 <w:noProof/>
                 <w:webHidden/>
               </w:rPr>
-              <w:instrText>PAGEREF _Toc231312559 \h</w:instrText>
+              <w:instrText>PAGEREF _Toc233711266 \h</w:instrText>
             </w:r>
             <w:r>
               <w:rPr>
@@ -6077,7 +6220,7 @@
                 <w:noProof/>
                 <w:webHidden/>
               </w:rPr>
-              <w:t>78</w:t>
+              <w:t>80</w:t>
             </w:r>
             <w:r>
               <w:rPr>
@@ -6097,11 +6240,15 @@
             </w:tabs>
             <w:ind w:left="960"/>
             <w:rPr>
-              <w:rFonts w:hint="eastAsia"/>
+              <w:rFonts w:asciiTheme="minorHAnsi" w:eastAsiaTheme="minorEastAsia" w:hAnsiTheme="minorHAnsi" w:hint="eastAsia"/>
               <w:noProof/>
+              <w:kern w:val="2"/>
+              <w:sz w:val="22"/>
+              <w:lang w:eastAsia="zh-CN"/>
+              <w14:ligatures w14:val="standardContextual"/>
             </w:rPr>
           </w:pPr>
-          <w:hyperlink w:anchor="_Toc231312560" w:history="1">
+          <w:hyperlink w:anchor="_Toc233711267" w:history="1">
             <w:r>
               <w:rPr>
                 <w:rStyle w:val="ae"/>
@@ -6163,7 +6310,7 @@
                 <w:noProof/>
                 <w:webHidden/>
               </w:rPr>
-              <w:instrText>PAGEREF _Toc231312560 \h</w:instrText>
+              <w:instrText>PAGEREF _Toc233711267 \h</w:instrText>
             </w:r>
             <w:r>
               <w:rPr>
@@ -6193,7 +6340,7 @@
                 <w:noProof/>
                 <w:webHidden/>
               </w:rPr>
-              <w:t>79</w:t>
+              <w:t>81</w:t>
             </w:r>
             <w:r>
               <w:rPr>
@@ -6213,11 +6360,15 @@
             </w:tabs>
             <w:ind w:left="960"/>
             <w:rPr>
-              <w:rFonts w:hint="eastAsia"/>
+              <w:rFonts w:asciiTheme="minorHAnsi" w:eastAsiaTheme="minorEastAsia" w:hAnsiTheme="minorHAnsi" w:hint="eastAsia"/>
               <w:noProof/>
+              <w:kern w:val="2"/>
+              <w:sz w:val="22"/>
+              <w:lang w:eastAsia="zh-CN"/>
+              <w14:ligatures w14:val="standardContextual"/>
             </w:rPr>
           </w:pPr>
-          <w:hyperlink w:anchor="_Toc231312561" w:history="1">
+          <w:hyperlink w:anchor="_Toc233711268" w:history="1">
             <w:r>
               <w:rPr>
                 <w:rStyle w:val="ae"/>
@@ -6279,7 +6430,7 @@
                 <w:noProof/>
                 <w:webHidden/>
               </w:rPr>
-              <w:instrText>PAGEREF _Toc231312561 \h</w:instrText>
+              <w:instrText>PAGEREF _Toc233711268 \h</w:instrText>
             </w:r>
             <w:r>
               <w:rPr>
@@ -6309,7 +6460,7 @@
                 <w:noProof/>
                 <w:webHidden/>
               </w:rPr>
-              <w:t>80</w:t>
+              <w:t>82</w:t>
             </w:r>
             <w:r>
               <w:rPr>
@@ -6329,11 +6480,15 @@
             </w:tabs>
             <w:ind w:left="480"/>
             <w:rPr>
-              <w:rFonts w:hint="eastAsia"/>
+              <w:rFonts w:asciiTheme="minorHAnsi" w:eastAsiaTheme="minorEastAsia" w:hAnsiTheme="minorHAnsi" w:hint="eastAsia"/>
               <w:noProof/>
+              <w:kern w:val="2"/>
+              <w:sz w:val="22"/>
+              <w:lang w:eastAsia="zh-CN"/>
+              <w14:ligatures w14:val="standardContextual"/>
             </w:rPr>
           </w:pPr>
-          <w:hyperlink w:anchor="_Toc231312562" w:history="1">
+          <w:hyperlink w:anchor="_Toc233711269" w:history="1">
             <w:r>
               <w:rPr>
                 <w:rStyle w:val="ae"/>
@@ -6384,7 +6539,7 @@
                 <w:noProof/>
                 <w:webHidden/>
               </w:rPr>
-              <w:instrText>PAGEREF _Toc231312562 \h</w:instrText>
+              <w:instrText>PAGEREF _Toc233711269 \h</w:instrText>
             </w:r>
             <w:r>
               <w:rPr>
@@ -6414,7 +6569,7 @@
                 <w:noProof/>
                 <w:webHidden/>
               </w:rPr>
-              <w:t>83</w:t>
+              <w:t>85</w:t>
             </w:r>
             <w:r>
               <w:rPr>
@@ -6434,11 +6589,15 @@
             </w:tabs>
             <w:ind w:left="960"/>
             <w:rPr>
-              <w:rFonts w:hint="eastAsia"/>
+              <w:rFonts w:asciiTheme="minorHAnsi" w:eastAsiaTheme="minorEastAsia" w:hAnsiTheme="minorHAnsi" w:hint="eastAsia"/>
               <w:noProof/>
+              <w:kern w:val="2"/>
+              <w:sz w:val="22"/>
+              <w:lang w:eastAsia="zh-CN"/>
+              <w14:ligatures w14:val="standardContextual"/>
             </w:rPr>
           </w:pPr>
-          <w:hyperlink w:anchor="_Toc231312563" w:history="1">
+          <w:hyperlink w:anchor="_Toc233711270" w:history="1">
             <w:r>
               <w:rPr>
                 <w:rStyle w:val="ae"/>
@@ -6500,7 +6659,7 @@
                 <w:noProof/>
                 <w:webHidden/>
               </w:rPr>
-              <w:instrText>PAGEREF _Toc231312563 \h</w:instrText>
+              <w:instrText>PAGEREF _Toc233711270 \h</w:instrText>
             </w:r>
             <w:r>
               <w:rPr>
@@ -6530,7 +6689,7 @@
                 <w:noProof/>
                 <w:webHidden/>
               </w:rPr>
-              <w:t>89</w:t>
+              <w:t>91</w:t>
             </w:r>
             <w:r>
               <w:rPr>
@@ -6550,11 +6709,15 @@
             </w:tabs>
             <w:ind w:left="960"/>
             <w:rPr>
-              <w:rFonts w:hint="eastAsia"/>
+              <w:rFonts w:asciiTheme="minorHAnsi" w:eastAsiaTheme="minorEastAsia" w:hAnsiTheme="minorHAnsi" w:hint="eastAsia"/>
               <w:noProof/>
+              <w:kern w:val="2"/>
+              <w:sz w:val="22"/>
+              <w:lang w:eastAsia="zh-CN"/>
+              <w14:ligatures w14:val="standardContextual"/>
             </w:rPr>
           </w:pPr>
-          <w:hyperlink w:anchor="_Toc231312564" w:history="1">
+          <w:hyperlink w:anchor="_Toc233711271" w:history="1">
             <w:r>
               <w:rPr>
                 <w:rStyle w:val="ae"/>
@@ -6616,7 +6779,7 @@
                 <w:noProof/>
                 <w:webHidden/>
               </w:rPr>
-              <w:instrText>PAGEREF _Toc231312564 \h</w:instrText>
+              <w:instrText>PAGEREF _Toc233711271 \h</w:instrText>
             </w:r>
             <w:r>
               <w:rPr>
@@ -6646,7 +6809,7 @@
                 <w:noProof/>
                 <w:webHidden/>
               </w:rPr>
-              <w:t>90</w:t>
+              <w:t>92</w:t>
             </w:r>
             <w:r>
               <w:rPr>
@@ -6666,11 +6829,15 @@
             </w:tabs>
             <w:ind w:left="960"/>
             <w:rPr>
-              <w:rFonts w:hint="eastAsia"/>
+              <w:rFonts w:asciiTheme="minorHAnsi" w:eastAsiaTheme="minorEastAsia" w:hAnsiTheme="minorHAnsi" w:hint="eastAsia"/>
               <w:noProof/>
+              <w:kern w:val="2"/>
+              <w:sz w:val="22"/>
+              <w:lang w:eastAsia="zh-CN"/>
+              <w14:ligatures w14:val="standardContextual"/>
             </w:rPr>
           </w:pPr>
-          <w:hyperlink w:anchor="_Toc231312565" w:history="1">
+          <w:hyperlink w:anchor="_Toc233711272" w:history="1">
             <w:r>
               <w:rPr>
                 <w:rStyle w:val="ae"/>
@@ -6732,7 +6899,7 @@
                 <w:noProof/>
                 <w:webHidden/>
               </w:rPr>
-              <w:instrText>PAGEREF _Toc231312565 \h</w:instrText>
+              <w:instrText>PAGEREF _Toc233711272 \h</w:instrText>
             </w:r>
             <w:r>
               <w:rPr>
@@ -6762,7 +6929,7 @@
                 <w:noProof/>
                 <w:webHidden/>
               </w:rPr>
-              <w:t>90</w:t>
+              <w:t>92</w:t>
             </w:r>
             <w:r>
               <w:rPr>
@@ -6782,11 +6949,15 @@
             </w:tabs>
             <w:ind w:left="480"/>
             <w:rPr>
-              <w:rFonts w:hint="eastAsia"/>
+              <w:rFonts w:asciiTheme="minorHAnsi" w:eastAsiaTheme="minorEastAsia" w:hAnsiTheme="minorHAnsi" w:hint="eastAsia"/>
               <w:noProof/>
+              <w:kern w:val="2"/>
+              <w:sz w:val="22"/>
+              <w:lang w:eastAsia="zh-CN"/>
+              <w14:ligatures w14:val="standardContextual"/>
             </w:rPr>
           </w:pPr>
-          <w:hyperlink w:anchor="_Toc231312566" w:history="1">
+          <w:hyperlink w:anchor="_Toc233711273" w:history="1">
             <w:r>
               <w:rPr>
                 <w:rStyle w:val="ae"/>
@@ -6840,7 +7011,7 @@
                 <w:noProof/>
                 <w:webHidden/>
               </w:rPr>
-              <w:instrText>PAGEREF _Toc231312566 \h</w:instrText>
+              <w:instrText>PAGEREF _Toc233711273 \h</w:instrText>
             </w:r>
             <w:r>
               <w:rPr>
@@ -6870,7 +7041,7 @@
                 <w:noProof/>
                 <w:webHidden/>
               </w:rPr>
-              <w:t>91</w:t>
+              <w:t>93</w:t>
             </w:r>
             <w:r>
               <w:rPr>
@@ -6890,11 +7061,15 @@
             </w:tabs>
             <w:ind w:left="960"/>
             <w:rPr>
-              <w:rFonts w:hint="eastAsia"/>
+              <w:rFonts w:asciiTheme="minorHAnsi" w:eastAsiaTheme="minorEastAsia" w:hAnsiTheme="minorHAnsi" w:hint="eastAsia"/>
               <w:noProof/>
+              <w:kern w:val="2"/>
+              <w:sz w:val="22"/>
+              <w:lang w:eastAsia="zh-CN"/>
+              <w14:ligatures w14:val="standardContextual"/>
             </w:rPr>
           </w:pPr>
-          <w:hyperlink w:anchor="_Toc231312567" w:history="1">
+          <w:hyperlink w:anchor="_Toc233711274" w:history="1">
             <w:r>
               <w:rPr>
                 <w:rStyle w:val="ae"/>
@@ -6964,7 +7139,7 @@
                 <w:noProof/>
                 <w:webHidden/>
               </w:rPr>
-              <w:instrText>PAGEREF _Toc231312567 \h</w:instrText>
+              <w:instrText>PAGEREF _Toc233711274 \h</w:instrText>
             </w:r>
             <w:r>
               <w:rPr>
@@ -6994,7 +7169,7 @@
                 <w:noProof/>
                 <w:webHidden/>
               </w:rPr>
-              <w:t>95</w:t>
+              <w:t>97</w:t>
             </w:r>
             <w:r>
               <w:rPr>
@@ -7014,11 +7189,15 @@
             </w:tabs>
             <w:ind w:left="960"/>
             <w:rPr>
-              <w:rFonts w:hint="eastAsia"/>
+              <w:rFonts w:asciiTheme="minorHAnsi" w:eastAsiaTheme="minorEastAsia" w:hAnsiTheme="minorHAnsi" w:hint="eastAsia"/>
               <w:noProof/>
+              <w:kern w:val="2"/>
+              <w:sz w:val="22"/>
+              <w:lang w:eastAsia="zh-CN"/>
+              <w14:ligatures w14:val="standardContextual"/>
             </w:rPr>
           </w:pPr>
-          <w:hyperlink w:anchor="_Toc231312568" w:history="1">
+          <w:hyperlink w:anchor="_Toc233711275" w:history="1">
             <w:r>
               <w:rPr>
                 <w:rStyle w:val="ae"/>
@@ -7080,7 +7259,7 @@
                 <w:noProof/>
                 <w:webHidden/>
               </w:rPr>
-              <w:instrText>PAGEREF _Toc231312568 \h</w:instrText>
+              <w:instrText>PAGEREF _Toc233711275 \h</w:instrText>
             </w:r>
             <w:r>
               <w:rPr>
@@ -7110,7 +7289,7 @@
                 <w:noProof/>
                 <w:webHidden/>
               </w:rPr>
-              <w:t>95</w:t>
+              <w:t>97</w:t>
             </w:r>
             <w:r>
               <w:rPr>
@@ -7130,11 +7309,15 @@
             </w:tabs>
             <w:ind w:left="960"/>
             <w:rPr>
-              <w:rFonts w:hint="eastAsia"/>
+              <w:rFonts w:asciiTheme="minorHAnsi" w:eastAsiaTheme="minorEastAsia" w:hAnsiTheme="minorHAnsi" w:hint="eastAsia"/>
               <w:noProof/>
+              <w:kern w:val="2"/>
+              <w:sz w:val="22"/>
+              <w:lang w:eastAsia="zh-CN"/>
+              <w14:ligatures w14:val="standardContextual"/>
             </w:rPr>
           </w:pPr>
-          <w:hyperlink w:anchor="_Toc231312569" w:history="1">
+          <w:hyperlink w:anchor="_Toc233711276" w:history="1">
             <w:r>
               <w:rPr>
                 <w:rStyle w:val="ae"/>
@@ -7196,7 +7379,7 @@
                 <w:noProof/>
                 <w:webHidden/>
               </w:rPr>
-              <w:instrText>PAGEREF _Toc231312569 \h</w:instrText>
+              <w:instrText>PAGEREF _Toc233711276 \h</w:instrText>
             </w:r>
             <w:r>
               <w:rPr>
@@ -7226,7 +7409,7 @@
                 <w:noProof/>
                 <w:webHidden/>
               </w:rPr>
-              <w:t>96</w:t>
+              <w:t>98</w:t>
             </w:r>
             <w:r>
               <w:rPr>
@@ -7246,11 +7429,15 @@
             </w:tabs>
             <w:ind w:left="960"/>
             <w:rPr>
-              <w:rFonts w:hint="eastAsia"/>
+              <w:rFonts w:asciiTheme="minorHAnsi" w:eastAsiaTheme="minorEastAsia" w:hAnsiTheme="minorHAnsi" w:hint="eastAsia"/>
               <w:noProof/>
+              <w:kern w:val="2"/>
+              <w:sz w:val="22"/>
+              <w:lang w:eastAsia="zh-CN"/>
+              <w14:ligatures w14:val="standardContextual"/>
             </w:rPr>
           </w:pPr>
-          <w:hyperlink w:anchor="_Toc231312570" w:history="1">
+          <w:hyperlink w:anchor="_Toc233711277" w:history="1">
             <w:r>
               <w:rPr>
                 <w:rStyle w:val="ae"/>
@@ -7312,7 +7499,7 @@
                 <w:noProof/>
                 <w:webHidden/>
               </w:rPr>
-              <w:instrText>PAGEREF _Toc231312570 \h</w:instrText>
+              <w:instrText>PAGEREF _Toc233711277 \h</w:instrText>
             </w:r>
             <w:r>
               <w:rPr>
@@ -7342,7 +7529,7 @@
                 <w:noProof/>
                 <w:webHidden/>
               </w:rPr>
-              <w:t>97</w:t>
+              <w:t>99</w:t>
             </w:r>
             <w:r>
               <w:rPr>
@@ -7362,11 +7549,15 @@
             </w:tabs>
             <w:ind w:left="960"/>
             <w:rPr>
-              <w:rFonts w:hint="eastAsia"/>
+              <w:rFonts w:asciiTheme="minorHAnsi" w:eastAsiaTheme="minorEastAsia" w:hAnsiTheme="minorHAnsi" w:hint="eastAsia"/>
               <w:noProof/>
+              <w:kern w:val="2"/>
+              <w:sz w:val="22"/>
+              <w:lang w:eastAsia="zh-CN"/>
+              <w14:ligatures w14:val="standardContextual"/>
             </w:rPr>
           </w:pPr>
-          <w:hyperlink w:anchor="_Toc231312571" w:history="1">
+          <w:hyperlink w:anchor="_Toc233711278" w:history="1">
             <w:r>
               <w:rPr>
                 <w:rStyle w:val="ae"/>
@@ -7428,7 +7619,7 @@
                 <w:noProof/>
                 <w:webHidden/>
               </w:rPr>
-              <w:instrText>PAGEREF _Toc231312571 \h</w:instrText>
+              <w:instrText>PAGEREF _Toc233711278 \h</w:instrText>
             </w:r>
             <w:r>
               <w:rPr>
@@ -7458,7 +7649,7 @@
                 <w:noProof/>
                 <w:webHidden/>
               </w:rPr>
-              <w:t>98</w:t>
+              <w:t>100</w:t>
             </w:r>
             <w:r>
               <w:rPr>
@@ -7478,11 +7669,15 @@
             </w:tabs>
             <w:ind w:left="480"/>
             <w:rPr>
-              <w:rFonts w:hint="eastAsia"/>
+              <w:rFonts w:asciiTheme="minorHAnsi" w:eastAsiaTheme="minorEastAsia" w:hAnsiTheme="minorHAnsi" w:hint="eastAsia"/>
               <w:noProof/>
+              <w:kern w:val="2"/>
+              <w:sz w:val="22"/>
+              <w:lang w:eastAsia="zh-CN"/>
+              <w14:ligatures w14:val="standardContextual"/>
             </w:rPr>
           </w:pPr>
-          <w:hyperlink w:anchor="_Toc231312572" w:history="1">
+          <w:hyperlink w:anchor="_Toc233711279" w:history="1">
             <w:r>
               <w:rPr>
                 <w:rStyle w:val="ae"/>
@@ -7536,7 +7731,7 @@
                 <w:noProof/>
                 <w:webHidden/>
               </w:rPr>
-              <w:instrText>PAGEREF _Toc231312572 \h</w:instrText>
+              <w:instrText>PAGEREF _Toc233711279 \h</w:instrText>
             </w:r>
             <w:r>
               <w:rPr>
@@ -7566,7 +7761,7 @@
                 <w:noProof/>
                 <w:webHidden/>
               </w:rPr>
-              <w:t>99</w:t>
+              <w:t>101</w:t>
             </w:r>
             <w:r>
               <w:rPr>
@@ -7586,11 +7781,15 @@
             </w:tabs>
             <w:ind w:left="960"/>
             <w:rPr>
-              <w:rFonts w:hint="eastAsia"/>
+              <w:rFonts w:asciiTheme="minorHAnsi" w:eastAsiaTheme="minorEastAsia" w:hAnsiTheme="minorHAnsi" w:hint="eastAsia"/>
               <w:noProof/>
+              <w:kern w:val="2"/>
+              <w:sz w:val="22"/>
+              <w:lang w:eastAsia="zh-CN"/>
+              <w14:ligatures w14:val="standardContextual"/>
             </w:rPr>
           </w:pPr>
-          <w:hyperlink w:anchor="_Toc231312573" w:history="1">
+          <w:hyperlink w:anchor="_Toc233711280" w:history="1">
             <w:r>
               <w:rPr>
                 <w:rStyle w:val="ae"/>
@@ -7636,7 +7835,7 @@
                 <w:noProof/>
                 <w:webHidden/>
               </w:rPr>
-              <w:instrText>PAGEREF _Toc231312573 \h</w:instrText>
+              <w:instrText>PAGEREF _Toc233711280 \h</w:instrText>
             </w:r>
             <w:r>
               <w:rPr>
@@ -7666,7 +7865,7 @@
                 <w:noProof/>
                 <w:webHidden/>
               </w:rPr>
-              <w:t>99</w:t>
+              <w:t>101</w:t>
             </w:r>
             <w:r>
               <w:rPr>
@@ -7686,11 +7885,15 @@
             </w:tabs>
             <w:ind w:left="960"/>
             <w:rPr>
-              <w:rFonts w:hint="eastAsia"/>
+              <w:rFonts w:asciiTheme="minorHAnsi" w:eastAsiaTheme="minorEastAsia" w:hAnsiTheme="minorHAnsi" w:hint="eastAsia"/>
               <w:noProof/>
+              <w:kern w:val="2"/>
+              <w:sz w:val="22"/>
+              <w:lang w:eastAsia="zh-CN"/>
+              <w14:ligatures w14:val="standardContextual"/>
             </w:rPr>
           </w:pPr>
-          <w:hyperlink w:anchor="_Toc231312574" w:history="1">
+          <w:hyperlink w:anchor="_Toc233711281" w:history="1">
             <w:r>
               <w:rPr>
                 <w:rStyle w:val="ae"/>
@@ -7736,7 +7939,7 @@
                 <w:noProof/>
                 <w:webHidden/>
               </w:rPr>
-              <w:instrText>PAGEREF _Toc231312574 \h</w:instrText>
+              <w:instrText>PAGEREF _Toc233711281 \h</w:instrText>
             </w:r>
             <w:r>
               <w:rPr>
@@ -7766,7 +7969,7 @@
                 <w:noProof/>
                 <w:webHidden/>
               </w:rPr>
-              <w:t>102</w:t>
+              <w:t>104</w:t>
             </w:r>
             <w:r>
               <w:rPr>
@@ -7786,11 +7989,15 @@
             </w:tabs>
             <w:ind w:left="960"/>
             <w:rPr>
-              <w:rFonts w:hint="eastAsia"/>
+              <w:rFonts w:asciiTheme="minorHAnsi" w:eastAsiaTheme="minorEastAsia" w:hAnsiTheme="minorHAnsi" w:hint="eastAsia"/>
               <w:noProof/>
+              <w:kern w:val="2"/>
+              <w:sz w:val="22"/>
+              <w:lang w:eastAsia="zh-CN"/>
+              <w14:ligatures w14:val="standardContextual"/>
             </w:rPr>
           </w:pPr>
-          <w:hyperlink w:anchor="_Toc231312575" w:history="1">
+          <w:hyperlink w:anchor="_Toc233711282" w:history="1">
             <w:r>
               <w:rPr>
                 <w:rStyle w:val="ae"/>
@@ -7844,7 +8051,7 @@
                 <w:noProof/>
                 <w:webHidden/>
               </w:rPr>
-              <w:instrText>PAGEREF _Toc231312575 \h</w:instrText>
+              <w:instrText>PAGEREF _Toc233711282 \h</w:instrText>
             </w:r>
             <w:r>
               <w:rPr>
@@ -7874,7 +8081,7 @@
                 <w:noProof/>
                 <w:webHidden/>
               </w:rPr>
-              <w:t>103</w:t>
+              <w:t>105</w:t>
             </w:r>
             <w:r>
               <w:rPr>
@@ -7894,11 +8101,15 @@
             </w:tabs>
             <w:ind w:left="960"/>
             <w:rPr>
-              <w:rFonts w:hint="eastAsia"/>
+              <w:rFonts w:asciiTheme="minorHAnsi" w:eastAsiaTheme="minorEastAsia" w:hAnsiTheme="minorHAnsi" w:hint="eastAsia"/>
               <w:noProof/>
+              <w:kern w:val="2"/>
+              <w:sz w:val="22"/>
+              <w:lang w:eastAsia="zh-CN"/>
+              <w14:ligatures w14:val="standardContextual"/>
             </w:rPr>
           </w:pPr>
-          <w:hyperlink w:anchor="_Toc231312576" w:history="1">
+          <w:hyperlink w:anchor="_Toc233711283" w:history="1">
             <w:r>
               <w:rPr>
                 <w:rStyle w:val="ae"/>
@@ -7960,7 +8171,7 @@
                 <w:noProof/>
                 <w:webHidden/>
               </w:rPr>
-              <w:instrText>PAGEREF _Toc231312576 \h</w:instrText>
+              <w:instrText>PAGEREF _Toc233711283 \h</w:instrText>
             </w:r>
             <w:r>
               <w:rPr>
@@ -7990,7 +8201,7 @@
                 <w:noProof/>
                 <w:webHidden/>
               </w:rPr>
-              <w:t>105</w:t>
+              <w:t>107</w:t>
             </w:r>
             <w:r>
               <w:rPr>
@@ -8010,11 +8221,15 @@
             </w:tabs>
             <w:ind w:left="960"/>
             <w:rPr>
-              <w:rFonts w:hint="eastAsia"/>
+              <w:rFonts w:asciiTheme="minorHAnsi" w:eastAsiaTheme="minorEastAsia" w:hAnsiTheme="minorHAnsi" w:hint="eastAsia"/>
               <w:noProof/>
+              <w:kern w:val="2"/>
+              <w:sz w:val="22"/>
+              <w:lang w:eastAsia="zh-CN"/>
+              <w14:ligatures w14:val="standardContextual"/>
             </w:rPr>
           </w:pPr>
-          <w:hyperlink w:anchor="_Toc231312577" w:history="1">
+          <w:hyperlink w:anchor="_Toc233711284" w:history="1">
             <w:r>
               <w:rPr>
                 <w:rStyle w:val="ae"/>
@@ -8076,7 +8291,7 @@
                 <w:noProof/>
                 <w:webHidden/>
               </w:rPr>
-              <w:instrText>PAGEREF _Toc231312577 \h</w:instrText>
+              <w:instrText>PAGEREF _Toc233711284 \h</w:instrText>
             </w:r>
             <w:r>
               <w:rPr>
@@ -8106,7 +8321,7 @@
                 <w:noProof/>
                 <w:webHidden/>
               </w:rPr>
-              <w:t>105</w:t>
+              <w:t>107</w:t>
             </w:r>
             <w:r>
               <w:rPr>
@@ -8126,11 +8341,15 @@
             </w:tabs>
             <w:ind w:left="960"/>
             <w:rPr>
-              <w:rFonts w:hint="eastAsia"/>
+              <w:rFonts w:asciiTheme="minorHAnsi" w:eastAsiaTheme="minorEastAsia" w:hAnsiTheme="minorHAnsi" w:hint="eastAsia"/>
               <w:noProof/>
+              <w:kern w:val="2"/>
+              <w:sz w:val="22"/>
+              <w:lang w:eastAsia="zh-CN"/>
+              <w14:ligatures w14:val="standardContextual"/>
             </w:rPr>
           </w:pPr>
-          <w:hyperlink w:anchor="_Toc231312578" w:history="1">
+          <w:hyperlink w:anchor="_Toc233711285" w:history="1">
             <w:r>
               <w:rPr>
                 <w:rStyle w:val="ae"/>
@@ -8192,7 +8411,7 @@
                 <w:noProof/>
                 <w:webHidden/>
               </w:rPr>
-              <w:instrText>PAGEREF _Toc231312578 \h</w:instrText>
+              <w:instrText>PAGEREF _Toc233711285 \h</w:instrText>
             </w:r>
             <w:r>
               <w:rPr>
@@ -8222,7 +8441,7 @@
                 <w:noProof/>
                 <w:webHidden/>
               </w:rPr>
-              <w:t>106</w:t>
+              <w:t>108</w:t>
             </w:r>
             <w:r>
               <w:rPr>
@@ -8242,11 +8461,15 @@
             </w:tabs>
             <w:ind w:left="480"/>
             <w:rPr>
-              <w:rFonts w:hint="eastAsia"/>
+              <w:rFonts w:asciiTheme="minorHAnsi" w:eastAsiaTheme="minorEastAsia" w:hAnsiTheme="minorHAnsi" w:hint="eastAsia"/>
               <w:noProof/>
+              <w:kern w:val="2"/>
+              <w:sz w:val="22"/>
+              <w:lang w:eastAsia="zh-CN"/>
+              <w14:ligatures w14:val="standardContextual"/>
             </w:rPr>
           </w:pPr>
-          <w:hyperlink w:anchor="_Toc231312579" w:history="1">
+          <w:hyperlink w:anchor="_Toc233711286" w:history="1">
             <w:r>
               <w:rPr>
                 <w:rStyle w:val="ae"/>
@@ -8300,7 +8523,7 @@
                 <w:noProof/>
                 <w:webHidden/>
               </w:rPr>
-              <w:instrText>PAGEREF _Toc231312579 \h</w:instrText>
+              <w:instrText>PAGEREF _Toc233711286 \h</w:instrText>
             </w:r>
             <w:r>
               <w:rPr>
@@ -8330,7 +8553,7 @@
                 <w:noProof/>
                 <w:webHidden/>
               </w:rPr>
-              <w:t>107</w:t>
+              <w:t>109</w:t>
             </w:r>
             <w:r>
               <w:rPr>
@@ -8350,11 +8573,15 @@
             </w:tabs>
             <w:ind w:left="960"/>
             <w:rPr>
-              <w:rFonts w:hint="eastAsia"/>
+              <w:rFonts w:asciiTheme="minorHAnsi" w:eastAsiaTheme="minorEastAsia" w:hAnsiTheme="minorHAnsi" w:hint="eastAsia"/>
               <w:noProof/>
+              <w:kern w:val="2"/>
+              <w:sz w:val="22"/>
+              <w:lang w:eastAsia="zh-CN"/>
+              <w14:ligatures w14:val="standardContextual"/>
             </w:rPr>
           </w:pPr>
-          <w:hyperlink w:anchor="_Toc231312580" w:history="1">
+          <w:hyperlink w:anchor="_Toc233711287" w:history="1">
             <w:r>
               <w:rPr>
                 <w:rStyle w:val="ae"/>
@@ -8416,7 +8643,7 @@
                 <w:noProof/>
                 <w:webHidden/>
               </w:rPr>
-              <w:instrText>PAGEREF _Toc231312580 \h</w:instrText>
+              <w:instrText>PAGEREF _Toc233711287 \h</w:instrText>
             </w:r>
             <w:r>
               <w:rPr>
@@ -8446,7 +8673,7 @@
                 <w:noProof/>
                 <w:webHidden/>
               </w:rPr>
-              <w:t>109</w:t>
+              <w:t>111</w:t>
             </w:r>
             <w:r>
               <w:rPr>
@@ -8466,11 +8693,15 @@
             </w:tabs>
             <w:ind w:left="960"/>
             <w:rPr>
-              <w:rFonts w:hint="eastAsia"/>
+              <w:rFonts w:asciiTheme="minorHAnsi" w:eastAsiaTheme="minorEastAsia" w:hAnsiTheme="minorHAnsi" w:hint="eastAsia"/>
               <w:noProof/>
+              <w:kern w:val="2"/>
+              <w:sz w:val="22"/>
+              <w:lang w:eastAsia="zh-CN"/>
+              <w14:ligatures w14:val="standardContextual"/>
             </w:rPr>
           </w:pPr>
-          <w:hyperlink w:anchor="_Toc231312581" w:history="1">
+          <w:hyperlink w:anchor="_Toc233711288" w:history="1">
             <w:r>
               <w:rPr>
                 <w:rStyle w:val="ae"/>
@@ -8532,7 +8763,7 @@
                 <w:noProof/>
                 <w:webHidden/>
               </w:rPr>
-              <w:instrText>PAGEREF _Toc231312581 \h</w:instrText>
+              <w:instrText>PAGEREF _Toc233711288 \h</w:instrText>
             </w:r>
             <w:r>
               <w:rPr>
@@ -8562,7 +8793,7 @@
                 <w:noProof/>
                 <w:webHidden/>
               </w:rPr>
-              <w:t>110</w:t>
+              <w:t>112</w:t>
             </w:r>
             <w:r>
               <w:rPr>
@@ -8582,11 +8813,15 @@
             </w:tabs>
             <w:ind w:left="480"/>
             <w:rPr>
-              <w:rFonts w:hint="eastAsia"/>
+              <w:rFonts w:asciiTheme="minorHAnsi" w:eastAsiaTheme="minorEastAsia" w:hAnsiTheme="minorHAnsi" w:hint="eastAsia"/>
               <w:noProof/>
+              <w:kern w:val="2"/>
+              <w:sz w:val="22"/>
+              <w:lang w:eastAsia="zh-CN"/>
+              <w14:ligatures w14:val="standardContextual"/>
             </w:rPr>
           </w:pPr>
-          <w:hyperlink w:anchor="_Toc231312582" w:history="1">
+          <w:hyperlink w:anchor="_Toc233711289" w:history="1">
             <w:r>
               <w:rPr>
                 <w:rStyle w:val="ae"/>
@@ -8637,7 +8872,7 @@
                 <w:noProof/>
                 <w:webHidden/>
               </w:rPr>
-              <w:instrText>PAGEREF _Toc231312582 \h</w:instrText>
+              <w:instrText>PAGEREF _Toc233711289 \h</w:instrText>
             </w:r>
             <w:r>
               <w:rPr>
@@ -8667,7 +8902,7 @@
                 <w:noProof/>
                 <w:webHidden/>
               </w:rPr>
-              <w:t>111</w:t>
+              <w:t>113</w:t>
             </w:r>
             <w:r>
               <w:rPr>
@@ -8687,11 +8922,15 @@
             </w:tabs>
             <w:ind w:left="960"/>
             <w:rPr>
-              <w:rFonts w:hint="eastAsia"/>
+              <w:rFonts w:asciiTheme="minorHAnsi" w:eastAsiaTheme="minorEastAsia" w:hAnsiTheme="minorHAnsi" w:hint="eastAsia"/>
               <w:noProof/>
+              <w:kern w:val="2"/>
+              <w:sz w:val="22"/>
+              <w:lang w:eastAsia="zh-CN"/>
+              <w14:ligatures w14:val="standardContextual"/>
             </w:rPr>
           </w:pPr>
-          <w:hyperlink w:anchor="_Toc231312583" w:history="1">
+          <w:hyperlink w:anchor="_Toc233711290" w:history="1">
             <w:r>
               <w:rPr>
                 <w:rStyle w:val="ae"/>
@@ -8753,7 +8992,7 @@
                 <w:noProof/>
                 <w:webHidden/>
               </w:rPr>
-              <w:instrText>PAGEREF _Toc231312583 \h</w:instrText>
+              <w:instrText>PAGEREF _Toc233711290 \h</w:instrText>
             </w:r>
             <w:r>
               <w:rPr>
@@ -8783,7 +9022,7 @@
                 <w:noProof/>
                 <w:webHidden/>
               </w:rPr>
-              <w:t>114</w:t>
+              <w:t>116</w:t>
             </w:r>
             <w:r>
               <w:rPr>
@@ -8803,11 +9042,15 @@
             </w:tabs>
             <w:ind w:left="960"/>
             <w:rPr>
-              <w:rFonts w:hint="eastAsia"/>
+              <w:rFonts w:asciiTheme="minorHAnsi" w:eastAsiaTheme="minorEastAsia" w:hAnsiTheme="minorHAnsi" w:hint="eastAsia"/>
               <w:noProof/>
+              <w:kern w:val="2"/>
+              <w:sz w:val="22"/>
+              <w:lang w:eastAsia="zh-CN"/>
+              <w14:ligatures w14:val="standardContextual"/>
             </w:rPr>
           </w:pPr>
-          <w:hyperlink w:anchor="_Toc231312584" w:history="1">
+          <w:hyperlink w:anchor="_Toc233711291" w:history="1">
             <w:r>
               <w:rPr>
                 <w:rStyle w:val="ae"/>
@@ -8869,7 +9112,7 @@
                 <w:noProof/>
                 <w:webHidden/>
               </w:rPr>
-              <w:instrText>PAGEREF _Toc231312584 \h</w:instrText>
+              <w:instrText>PAGEREF _Toc233711291 \h</w:instrText>
             </w:r>
             <w:r>
               <w:rPr>
@@ -8899,7 +9142,7 @@
                 <w:noProof/>
                 <w:webHidden/>
               </w:rPr>
-              <w:t>115</w:t>
+              <w:t>117</w:t>
             </w:r>
             <w:r>
               <w:rPr>
@@ -8919,11 +9162,15 @@
             </w:tabs>
             <w:ind w:left="480"/>
             <w:rPr>
-              <w:rFonts w:hint="eastAsia"/>
+              <w:rFonts w:asciiTheme="minorHAnsi" w:eastAsiaTheme="minorEastAsia" w:hAnsiTheme="minorHAnsi" w:hint="eastAsia"/>
               <w:noProof/>
+              <w:kern w:val="2"/>
+              <w:sz w:val="22"/>
+              <w:lang w:eastAsia="zh-CN"/>
+              <w14:ligatures w14:val="standardContextual"/>
             </w:rPr>
           </w:pPr>
-          <w:hyperlink w:anchor="_Toc231312585" w:history="1">
+          <w:hyperlink w:anchor="_Toc233711292" w:history="1">
             <w:r>
               <w:rPr>
                 <w:rStyle w:val="ae"/>
@@ -8974,7 +9221,7 @@
                 <w:noProof/>
                 <w:webHidden/>
               </w:rPr>
-              <w:instrText>PAGEREF _Toc231312585 \h</w:instrText>
+              <w:instrText>PAGEREF _Toc233711292 \h</w:instrText>
             </w:r>
             <w:r>
               <w:rPr>
@@ -9004,7 +9251,7 @@
                 <w:noProof/>
                 <w:webHidden/>
               </w:rPr>
-              <w:t>115</w:t>
+              <w:t>117</w:t>
             </w:r>
             <w:r>
               <w:rPr>
@@ -9024,11 +9271,15 @@
             </w:tabs>
             <w:ind w:left="960"/>
             <w:rPr>
-              <w:rFonts w:hint="eastAsia"/>
+              <w:rFonts w:asciiTheme="minorHAnsi" w:eastAsiaTheme="minorEastAsia" w:hAnsiTheme="minorHAnsi" w:hint="eastAsia"/>
               <w:noProof/>
+              <w:kern w:val="2"/>
+              <w:sz w:val="22"/>
+              <w:lang w:eastAsia="zh-CN"/>
+              <w14:ligatures w14:val="standardContextual"/>
             </w:rPr>
           </w:pPr>
-          <w:hyperlink w:anchor="_Toc231312586" w:history="1">
+          <w:hyperlink w:anchor="_Toc233711293" w:history="1">
             <w:r>
               <w:rPr>
                 <w:rStyle w:val="ae"/>
@@ -9090,7 +9341,7 @@
                 <w:noProof/>
                 <w:webHidden/>
               </w:rPr>
-              <w:instrText>PAGEREF _Toc231312586 \h</w:instrText>
+              <w:instrText>PAGEREF _Toc233711293 \h</w:instrText>
             </w:r>
             <w:r>
               <w:rPr>
@@ -9120,7 +9371,7 @@
                 <w:noProof/>
                 <w:webHidden/>
               </w:rPr>
-              <w:t>117</w:t>
+              <w:t>119</w:t>
             </w:r>
             <w:r>
               <w:rPr>
@@ -9140,11 +9391,15 @@
             </w:tabs>
             <w:ind w:left="960"/>
             <w:rPr>
-              <w:rFonts w:hint="eastAsia"/>
+              <w:rFonts w:asciiTheme="minorHAnsi" w:eastAsiaTheme="minorEastAsia" w:hAnsiTheme="minorHAnsi" w:hint="eastAsia"/>
               <w:noProof/>
+              <w:kern w:val="2"/>
+              <w:sz w:val="22"/>
+              <w:lang w:eastAsia="zh-CN"/>
+              <w14:ligatures w14:val="standardContextual"/>
             </w:rPr>
           </w:pPr>
-          <w:hyperlink w:anchor="_Toc231312587" w:history="1">
+          <w:hyperlink w:anchor="_Toc233711294" w:history="1">
             <w:r>
               <w:rPr>
                 <w:rStyle w:val="ae"/>
@@ -9206,7 +9461,7 @@
                 <w:noProof/>
                 <w:webHidden/>
               </w:rPr>
-              <w:instrText>PAGEREF _Toc231312587 \h</w:instrText>
+              <w:instrText>PAGEREF _Toc233711294 \h</w:instrText>
             </w:r>
             <w:r>
               <w:rPr>
@@ -9236,7 +9491,7 @@
                 <w:noProof/>
                 <w:webHidden/>
               </w:rPr>
-              <w:t>118</w:t>
+              <w:t>120</w:t>
             </w:r>
             <w:r>
               <w:rPr>
@@ -9256,11 +9511,15 @@
             </w:tabs>
             <w:ind w:left="480"/>
             <w:rPr>
-              <w:rFonts w:hint="eastAsia"/>
+              <w:rFonts w:asciiTheme="minorHAnsi" w:eastAsiaTheme="minorEastAsia" w:hAnsiTheme="minorHAnsi" w:hint="eastAsia"/>
               <w:noProof/>
+              <w:kern w:val="2"/>
+              <w:sz w:val="22"/>
+              <w:lang w:eastAsia="zh-CN"/>
+              <w14:ligatures w14:val="standardContextual"/>
             </w:rPr>
           </w:pPr>
-          <w:hyperlink w:anchor="_Toc231312588" w:history="1">
+          <w:hyperlink w:anchor="_Toc233711295" w:history="1">
             <w:r>
               <w:rPr>
                 <w:rStyle w:val="ae"/>
@@ -9314,7 +9573,7 @@
                 <w:noProof/>
                 <w:webHidden/>
               </w:rPr>
-              <w:instrText>PAGEREF _Toc231312588 \h</w:instrText>
+              <w:instrText>PAGEREF _Toc233711295 \h</w:instrText>
             </w:r>
             <w:r>
               <w:rPr>
@@ -9344,7 +9603,7 @@
                 <w:noProof/>
                 <w:webHidden/>
               </w:rPr>
-              <w:t>119</w:t>
+              <w:t>121</w:t>
             </w:r>
             <w:r>
               <w:rPr>
@@ -9364,11 +9623,15 @@
             </w:tabs>
             <w:ind w:left="960"/>
             <w:rPr>
-              <w:rFonts w:hint="eastAsia"/>
+              <w:rFonts w:asciiTheme="minorHAnsi" w:eastAsiaTheme="minorEastAsia" w:hAnsiTheme="minorHAnsi" w:hint="eastAsia"/>
               <w:noProof/>
+              <w:kern w:val="2"/>
+              <w:sz w:val="22"/>
+              <w:lang w:eastAsia="zh-CN"/>
+              <w14:ligatures w14:val="standardContextual"/>
             </w:rPr>
           </w:pPr>
-          <w:hyperlink w:anchor="_Toc231312589" w:history="1">
+          <w:hyperlink w:anchor="_Toc233711296" w:history="1">
             <w:r>
               <w:rPr>
                 <w:rStyle w:val="ae"/>
@@ -9430,7 +9693,7 @@
                 <w:noProof/>
                 <w:webHidden/>
               </w:rPr>
-              <w:instrText>PAGEREF _Toc231312589 \h</w:instrText>
+              <w:instrText>PAGEREF _Toc233711296 \h</w:instrText>
             </w:r>
             <w:r>
               <w:rPr>
@@ -9460,7 +9723,7 @@
                 <w:noProof/>
                 <w:webHidden/>
               </w:rPr>
-              <w:t>122</w:t>
+              <w:t>124</w:t>
             </w:r>
             <w:r>
               <w:rPr>
@@ -9480,11 +9743,15 @@
             </w:tabs>
             <w:ind w:left="480"/>
             <w:rPr>
-              <w:rFonts w:hint="eastAsia"/>
+              <w:rFonts w:asciiTheme="minorHAnsi" w:eastAsiaTheme="minorEastAsia" w:hAnsiTheme="minorHAnsi" w:hint="eastAsia"/>
               <w:noProof/>
+              <w:kern w:val="2"/>
+              <w:sz w:val="22"/>
+              <w:lang w:eastAsia="zh-CN"/>
+              <w14:ligatures w14:val="standardContextual"/>
             </w:rPr>
           </w:pPr>
-          <w:hyperlink w:anchor="_Toc231312590" w:history="1">
+          <w:hyperlink w:anchor="_Toc233711297" w:history="1">
             <w:r>
               <w:rPr>
                 <w:rStyle w:val="ae"/>
@@ -9535,7 +9802,7 @@
                 <w:noProof/>
                 <w:webHidden/>
               </w:rPr>
-              <w:instrText>PAGEREF _Toc231312590 \h</w:instrText>
+              <w:instrText>PAGEREF _Toc233711297 \h</w:instrText>
             </w:r>
             <w:r>
               <w:rPr>
@@ -9565,7 +9832,7 @@
                 <w:noProof/>
                 <w:webHidden/>
               </w:rPr>
-              <w:t>122</w:t>
+              <w:t>124</w:t>
             </w:r>
             <w:r>
               <w:rPr>
@@ -9585,11 +9852,15 @@
             </w:tabs>
             <w:ind w:left="960"/>
             <w:rPr>
-              <w:rFonts w:hint="eastAsia"/>
+              <w:rFonts w:asciiTheme="minorHAnsi" w:eastAsiaTheme="minorEastAsia" w:hAnsiTheme="minorHAnsi" w:hint="eastAsia"/>
               <w:noProof/>
+              <w:kern w:val="2"/>
+              <w:sz w:val="22"/>
+              <w:lang w:eastAsia="zh-CN"/>
+              <w14:ligatures w14:val="standardContextual"/>
             </w:rPr>
           </w:pPr>
-          <w:hyperlink w:anchor="_Toc231312591" w:history="1">
+          <w:hyperlink w:anchor="_Toc233711298" w:history="1">
             <w:r>
               <w:rPr>
                 <w:rStyle w:val="ae"/>
@@ -9635,7 +9906,7 @@
                 <w:noProof/>
                 <w:webHidden/>
               </w:rPr>
-              <w:instrText>PAGEREF _Toc231312591 \h</w:instrText>
+              <w:instrText>PAGEREF _Toc233711298 \h</w:instrText>
             </w:r>
             <w:r>
               <w:rPr>
@@ -9665,7 +9936,7 @@
                 <w:noProof/>
                 <w:webHidden/>
               </w:rPr>
-              <w:t>123</w:t>
+              <w:t>125</w:t>
             </w:r>
             <w:r>
               <w:rPr>
@@ -9685,11 +9956,15 @@
             </w:tabs>
             <w:ind w:left="960"/>
             <w:rPr>
-              <w:rFonts w:hint="eastAsia"/>
+              <w:rFonts w:asciiTheme="minorHAnsi" w:eastAsiaTheme="minorEastAsia" w:hAnsiTheme="minorHAnsi" w:hint="eastAsia"/>
               <w:noProof/>
+              <w:kern w:val="2"/>
+              <w:sz w:val="22"/>
+              <w:lang w:eastAsia="zh-CN"/>
+              <w14:ligatures w14:val="standardContextual"/>
             </w:rPr>
           </w:pPr>
-          <w:hyperlink w:anchor="_Toc231312592" w:history="1">
+          <w:hyperlink w:anchor="_Toc233711299" w:history="1">
             <w:r>
               <w:rPr>
                 <w:rStyle w:val="ae"/>
@@ -9735,7 +10010,7 @@
                 <w:noProof/>
                 <w:webHidden/>
               </w:rPr>
-              <w:instrText>PAGEREF _Toc231312592 \h</w:instrText>
+              <w:instrText>PAGEREF _Toc233711299 \h</w:instrText>
             </w:r>
             <w:r>
               <w:rPr>
@@ -9765,7 +10040,7 @@
                 <w:noProof/>
                 <w:webHidden/>
               </w:rPr>
-              <w:t>124</w:t>
+              <w:t>126</w:t>
             </w:r>
             <w:r>
               <w:rPr>
@@ -9785,11 +10060,15 @@
             </w:tabs>
             <w:ind w:left="960"/>
             <w:rPr>
-              <w:rFonts w:hint="eastAsia"/>
+              <w:rFonts w:asciiTheme="minorHAnsi" w:eastAsiaTheme="minorEastAsia" w:hAnsiTheme="minorHAnsi" w:hint="eastAsia"/>
               <w:noProof/>
+              <w:kern w:val="2"/>
+              <w:sz w:val="22"/>
+              <w:lang w:eastAsia="zh-CN"/>
+              <w14:ligatures w14:val="standardContextual"/>
             </w:rPr>
           </w:pPr>
-          <w:hyperlink w:anchor="_Toc231312593" w:history="1">
+          <w:hyperlink w:anchor="_Toc233711300" w:history="1">
             <w:r>
               <w:rPr>
                 <w:rStyle w:val="ae"/>
@@ -9835,7 +10114,7 @@
                 <w:noProof/>
                 <w:webHidden/>
               </w:rPr>
-              <w:instrText>PAGEREF _Toc231312593 \h</w:instrText>
+              <w:instrText>PAGEREF _Toc233711300 \h</w:instrText>
             </w:r>
             <w:r>
               <w:rPr>
@@ -9865,7 +10144,7 @@
                 <w:noProof/>
                 <w:webHidden/>
               </w:rPr>
-              <w:t>125</w:t>
+              <w:t>127</w:t>
             </w:r>
             <w:r>
               <w:rPr>
@@ -9885,11 +10164,15 @@
             </w:tabs>
             <w:ind w:left="960"/>
             <w:rPr>
-              <w:rFonts w:hint="eastAsia"/>
+              <w:rFonts w:asciiTheme="minorHAnsi" w:eastAsiaTheme="minorEastAsia" w:hAnsiTheme="minorHAnsi" w:hint="eastAsia"/>
               <w:noProof/>
+              <w:kern w:val="2"/>
+              <w:sz w:val="22"/>
+              <w:lang w:eastAsia="zh-CN"/>
+              <w14:ligatures w14:val="standardContextual"/>
             </w:rPr>
           </w:pPr>
-          <w:hyperlink w:anchor="_Toc231312594" w:history="1">
+          <w:hyperlink w:anchor="_Toc233711301" w:history="1">
             <w:r>
               <w:rPr>
                 <w:rStyle w:val="ae"/>
@@ -9935,7 +10218,7 @@
                 <w:noProof/>
                 <w:webHidden/>
               </w:rPr>
-              <w:instrText>PAGEREF _Toc231312594 \h</w:instrText>
+              <w:instrText>PAGEREF _Toc233711301 \h</w:instrText>
             </w:r>
             <w:r>
               <w:rPr>
@@ -9965,7 +10248,7 @@
                 <w:noProof/>
                 <w:webHidden/>
               </w:rPr>
-              <w:t>126</w:t>
+              <w:t>128</w:t>
             </w:r>
             <w:r>
               <w:rPr>
@@ -9985,11 +10268,15 @@
             </w:tabs>
             <w:ind w:left="960"/>
             <w:rPr>
-              <w:rFonts w:hint="eastAsia"/>
+              <w:rFonts w:asciiTheme="minorHAnsi" w:eastAsiaTheme="minorEastAsia" w:hAnsiTheme="minorHAnsi" w:hint="eastAsia"/>
               <w:noProof/>
+              <w:kern w:val="2"/>
+              <w:sz w:val="22"/>
+              <w:lang w:eastAsia="zh-CN"/>
+              <w14:ligatures w14:val="standardContextual"/>
             </w:rPr>
           </w:pPr>
-          <w:hyperlink w:anchor="_Toc231312595" w:history="1">
+          <w:hyperlink w:anchor="_Toc233711302" w:history="1">
             <w:r>
               <w:rPr>
                 <w:rStyle w:val="ae"/>
@@ -10043,7 +10330,7 @@
                 <w:noProof/>
                 <w:webHidden/>
               </w:rPr>
-              <w:instrText>PAGEREF _Toc231312595 \h</w:instrText>
+              <w:instrText>PAGEREF _Toc233711302 \h</w:instrText>
             </w:r>
             <w:r>
               <w:rPr>
@@ -10073,7 +10360,7 @@
                 <w:noProof/>
                 <w:webHidden/>
               </w:rPr>
-              <w:t>128</w:t>
+              <w:t>130</w:t>
             </w:r>
             <w:r>
               <w:rPr>
@@ -10093,11 +10380,15 @@
             </w:tabs>
             <w:ind w:left="480"/>
             <w:rPr>
-              <w:rFonts w:hint="eastAsia"/>
+              <w:rFonts w:asciiTheme="minorHAnsi" w:eastAsiaTheme="minorEastAsia" w:hAnsiTheme="minorHAnsi" w:hint="eastAsia"/>
               <w:noProof/>
+              <w:kern w:val="2"/>
+              <w:sz w:val="22"/>
+              <w:lang w:eastAsia="zh-CN"/>
+              <w14:ligatures w14:val="standardContextual"/>
             </w:rPr>
           </w:pPr>
-          <w:hyperlink w:anchor="_Toc231312596" w:history="1">
+          <w:hyperlink w:anchor="_Toc233711303" w:history="1">
             <w:r>
               <w:rPr>
                 <w:rStyle w:val="ae"/>
@@ -10135,7 +10426,7 @@
                 <w:noProof/>
                 <w:webHidden/>
               </w:rPr>
-              <w:instrText>PAGEREF _Toc231312596 \h</w:instrText>
+              <w:instrText>PAGEREF _Toc233711303 \h</w:instrText>
             </w:r>
             <w:r>
               <w:rPr>
@@ -10165,7 +10456,7 @@
                 <w:noProof/>
                 <w:webHidden/>
               </w:rPr>
-              <w:t>129</w:t>
+              <w:t>131</w:t>
             </w:r>
             <w:r>
               <w:rPr>
@@ -10185,11 +10476,15 @@
             </w:tabs>
             <w:ind w:left="480"/>
             <w:rPr>
-              <w:rFonts w:hint="eastAsia"/>
+              <w:rFonts w:asciiTheme="minorHAnsi" w:eastAsiaTheme="minorEastAsia" w:hAnsiTheme="minorHAnsi" w:hint="eastAsia"/>
               <w:noProof/>
+              <w:kern w:val="2"/>
+              <w:sz w:val="22"/>
+              <w:lang w:eastAsia="zh-CN"/>
+              <w14:ligatures w14:val="standardContextual"/>
             </w:rPr>
           </w:pPr>
-          <w:hyperlink w:anchor="_Toc231312597" w:history="1">
+          <w:hyperlink w:anchor="_Toc233711304" w:history="1">
             <w:r>
               <w:rPr>
                 <w:rStyle w:val="ae"/>
@@ -10227,7 +10522,7 @@
                 <w:noProof/>
                 <w:webHidden/>
               </w:rPr>
-              <w:instrText>PAGEREF _Toc231312597 \h</w:instrText>
+              <w:instrText>PAGEREF _Toc233711304 \h</w:instrText>
             </w:r>
             <w:r>
               <w:rPr>
@@ -10257,7 +10552,7 @@
                 <w:noProof/>
                 <w:webHidden/>
               </w:rPr>
-              <w:t>134</w:t>
+              <w:t>136</w:t>
             </w:r>
             <w:r>
               <w:rPr>
@@ -10277,11 +10572,15 @@
             </w:tabs>
             <w:ind w:left="480"/>
             <w:rPr>
-              <w:rFonts w:hint="eastAsia"/>
+              <w:rFonts w:asciiTheme="minorHAnsi" w:eastAsiaTheme="minorEastAsia" w:hAnsiTheme="minorHAnsi" w:hint="eastAsia"/>
               <w:noProof/>
+              <w:kern w:val="2"/>
+              <w:sz w:val="22"/>
+              <w:lang w:eastAsia="zh-CN"/>
+              <w14:ligatures w14:val="standardContextual"/>
             </w:rPr>
           </w:pPr>
-          <w:hyperlink w:anchor="_Toc231312598" w:history="1">
+          <w:hyperlink w:anchor="_Toc233711305" w:history="1">
             <w:r>
               <w:rPr>
                 <w:rStyle w:val="ae"/>
@@ -10383,7 +10682,7 @@
                 <w:noProof/>
                 <w:webHidden/>
               </w:rPr>
-              <w:instrText>PAGEREF _Toc231312598 \h</w:instrText>
+              <w:instrText>PAGEREF _Toc233711305 \h</w:instrText>
             </w:r>
             <w:r>
               <w:rPr>
@@ -10413,7 +10712,7 @@
                 <w:noProof/>
                 <w:webHidden/>
               </w:rPr>
-              <w:t>134</w:t>
+              <w:t>136</w:t>
             </w:r>
             <w:r>
               <w:rPr>
@@ -10433,11 +10732,15 @@
             </w:tabs>
             <w:ind w:left="480"/>
             <w:rPr>
-              <w:rFonts w:hint="eastAsia"/>
+              <w:rFonts w:asciiTheme="minorHAnsi" w:eastAsiaTheme="minorEastAsia" w:hAnsiTheme="minorHAnsi" w:hint="eastAsia"/>
               <w:noProof/>
+              <w:kern w:val="2"/>
+              <w:sz w:val="22"/>
+              <w:lang w:eastAsia="zh-CN"/>
+              <w14:ligatures w14:val="standardContextual"/>
             </w:rPr>
           </w:pPr>
-          <w:hyperlink w:anchor="_Toc231312599" w:history="1">
+          <w:hyperlink w:anchor="_Toc233711306" w:history="1">
             <w:r>
               <w:rPr>
                 <w:rStyle w:val="ae"/>
@@ -10539,7 +10842,7 @@
                 <w:noProof/>
                 <w:webHidden/>
               </w:rPr>
-              <w:instrText>PAGEREF _Toc231312599 \h</w:instrText>
+              <w:instrText>PAGEREF _Toc233711306 \h</w:instrText>
             </w:r>
             <w:r>
               <w:rPr>
@@ -10569,7 +10872,7 @@
                 <w:noProof/>
                 <w:webHidden/>
               </w:rPr>
-              <w:t>135</w:t>
+              <w:t>137</w:t>
             </w:r>
             <w:r>
               <w:rPr>
@@ -10582,11 +10885,6 @@
           </w:hyperlink>
         </w:p>
         <w:p>
-          <w:pPr>
-            <w:rPr>
-              <w:rFonts w:hint="eastAsia"/>
-            </w:rPr>
-          </w:pPr>
           <w:r>
             <w:rPr>
               <w:b/>
@@ -10602,17 +10900,14 @@
       <w:pPr>
         <w:pStyle w:val="a0"/>
         <w:ind w:firstLine="420"/>
-        <w:rPr>
-          <w:rFonts w:hint="eastAsia"/>
-        </w:rPr>
       </w:pPr>
     </w:p>
     <w:p>
       <w:pPr>
         <w:pStyle w:val="20"/>
       </w:pPr>
-      <w:bookmarkStart w:id="27" w:name="一.-taking-medicines-药物"/>
-      <w:bookmarkStart w:id="28" w:name="_Toc231312539"/>
+      <w:bookmarkStart w:id="28" w:name="一.-taking-medicines-药物"/>
+      <w:bookmarkStart w:id="29" w:name="_Toc233711246"/>
       <w:bookmarkEnd w:id="26"/>
       <w:r>
         <w:rPr>
@@ -10636,7 +10931,7 @@
         </w:rPr>
         <w:t>药物</w:t>
       </w:r>
-      <w:bookmarkEnd w:id="28"/>
+      <w:bookmarkEnd w:id="29"/>
     </w:p>
     <w:p>
       <w:pPr>
@@ -11403,8 +11698,8 @@
           <w:lang w:eastAsia="zh-CN"/>
         </w:rPr>
       </w:pPr>
-      <w:bookmarkStart w:id="29" w:name="兴奋剂提神药物"/>
-      <w:bookmarkStart w:id="30" w:name="_Toc231312540"/>
+      <w:bookmarkStart w:id="30" w:name="兴奋剂提神药物"/>
+      <w:bookmarkStart w:id="31" w:name="_Toc233711247"/>
       <w:r>
         <w:rPr>
           <w:lang w:eastAsia="zh-CN"/>
@@ -11440,7 +11735,7 @@
         </w:rPr>
         <w:t>)</w:t>
       </w:r>
-      <w:bookmarkEnd w:id="30"/>
+      <w:bookmarkEnd w:id="31"/>
     </w:p>
     <w:p>
       <w:pPr>
@@ -11449,7 +11744,7 @@
           <w:lang w:eastAsia="zh-CN"/>
         </w:rPr>
       </w:pPr>
-      <w:bookmarkStart w:id="31" w:name="利斯隆sリスロンs"/>
+      <w:bookmarkStart w:id="32" w:name="利斯隆sリスロンs"/>
       <w:r>
         <w:rPr>
           <w:rFonts w:hint="eastAsia"/>
@@ -12932,8 +13227,8 @@
       <w:pPr>
         <w:pStyle w:val="4"/>
       </w:pPr>
-      <w:bookmarkStart w:id="32" w:name="阿塔拉克斯アタラックスp阿陀p15"/>
-      <w:bookmarkEnd w:id="31"/>
+      <w:bookmarkStart w:id="33" w:name="阿塔拉克斯アタラックスp阿陀p15"/>
+      <w:bookmarkEnd w:id="32"/>
       <w:r>
         <w:rPr>
           <w:rFonts w:hint="eastAsia"/>
@@ -14046,10 +14341,10 @@
           <w:lang w:eastAsia="zh-CN"/>
         </w:rPr>
       </w:pPr>
-      <w:bookmarkStart w:id="33" w:name="止咳剂"/>
-      <w:bookmarkStart w:id="34" w:name="_Toc231312541"/>
-      <w:bookmarkEnd w:id="29"/>
-      <w:bookmarkEnd w:id="32"/>
+      <w:bookmarkStart w:id="34" w:name="止咳剂"/>
+      <w:bookmarkStart w:id="35" w:name="_Toc233711248"/>
+      <w:bookmarkEnd w:id="30"/>
+      <w:bookmarkEnd w:id="33"/>
       <w:r>
         <w:rPr>
           <w:lang w:eastAsia="zh-CN"/>
@@ -14064,7 +14359,7 @@
         </w:rPr>
         <w:t>止咳剂</w:t>
       </w:r>
-      <w:bookmarkEnd w:id="34"/>
+      <w:bookmarkEnd w:id="35"/>
     </w:p>
     <w:p>
       <w:pPr>
@@ -14073,7 +14368,7 @@
           <w:lang w:eastAsia="zh-CN"/>
         </w:rPr>
       </w:pPr>
-      <w:bookmarkStart w:id="35" w:name="巴布隆sパブロンs阿涅通颗粒アネトン"/>
+      <w:bookmarkStart w:id="36" w:name="巴布隆sパブロンs阿涅通颗粒アネトン"/>
       <w:r>
         <w:rPr>
           <w:rFonts w:hint="eastAsia"/>
@@ -15435,10 +15730,10 @@
           <w:lang w:eastAsia="zh-CN"/>
         </w:rPr>
       </w:pPr>
-      <w:bookmarkStart w:id="36" w:name="止吐剂"/>
-      <w:bookmarkStart w:id="37" w:name="_Toc231312542"/>
-      <w:bookmarkEnd w:id="33"/>
-      <w:bookmarkEnd w:id="35"/>
+      <w:bookmarkStart w:id="37" w:name="止吐剂"/>
+      <w:bookmarkStart w:id="38" w:name="_Toc233711249"/>
+      <w:bookmarkEnd w:id="34"/>
+      <w:bookmarkEnd w:id="36"/>
       <w:r>
         <w:rPr>
           <w:lang w:eastAsia="zh-CN"/>
@@ -15453,7 +15748,7 @@
         </w:rPr>
         <w:t>止吐剂</w:t>
       </w:r>
-      <w:bookmarkEnd w:id="37"/>
+      <w:bookmarkEnd w:id="38"/>
     </w:p>
     <w:p>
       <w:pPr>
@@ -15462,7 +15757,7 @@
           <w:lang w:eastAsia="zh-CN"/>
         </w:rPr>
       </w:pPr>
-      <w:bookmarkStart w:id="38" w:name="拉克摩亚ラックモア"/>
+      <w:bookmarkStart w:id="39" w:name="拉克摩亚ラックモア"/>
       <w:r>
         <w:rPr>
           <w:rFonts w:hint="eastAsia"/>
@@ -16610,8 +16905,8 @@
           <w:lang w:eastAsia="zh-CN"/>
         </w:rPr>
       </w:pPr>
-      <w:bookmarkStart w:id="39" w:name="旅行明尼亚トラベルミンシニア"/>
-      <w:bookmarkEnd w:id="38"/>
+      <w:bookmarkStart w:id="40" w:name="旅行明尼亚トラベルミンシニア"/>
+      <w:bookmarkEnd w:id="39"/>
       <w:proofErr w:type="gramStart"/>
       <w:r>
         <w:rPr>
@@ -17846,8 +18141,8 @@
       <w:pPr>
         <w:pStyle w:val="4"/>
       </w:pPr>
-      <w:bookmarkStart w:id="40" w:name="仙巴亚センパア"/>
-      <w:bookmarkEnd w:id="39"/>
+      <w:bookmarkStart w:id="41" w:name="仙巴亚センパア"/>
+      <w:bookmarkEnd w:id="40"/>
       <w:r>
         <w:rPr>
           <w:rFonts w:hint="eastAsia"/>
@@ -18506,10 +18801,10 @@
           <w:lang w:eastAsia="zh-CN"/>
         </w:rPr>
       </w:pPr>
-      <w:bookmarkStart w:id="41" w:name="其它"/>
-      <w:bookmarkStart w:id="42" w:name="_Toc231312543"/>
-      <w:bookmarkEnd w:id="36"/>
-      <w:bookmarkEnd w:id="40"/>
+      <w:bookmarkStart w:id="42" w:name="其它"/>
+      <w:bookmarkStart w:id="43" w:name="_Toc233711250"/>
+      <w:bookmarkEnd w:id="37"/>
+      <w:bookmarkEnd w:id="41"/>
       <w:r>
         <w:rPr>
           <w:lang w:eastAsia="zh-CN"/>
@@ -18523,7 +18818,7 @@
         </w:rPr>
         <w:t>其它</w:t>
       </w:r>
-      <w:bookmarkEnd w:id="42"/>
+      <w:bookmarkEnd w:id="43"/>
     </w:p>
     <w:p>
       <w:pPr>
@@ -19774,7 +20069,7 @@
       <w:pPr>
         <w:pStyle w:val="4"/>
       </w:pPr>
-      <w:bookmarkStart w:id="43" w:name="耶斯塔隆摩卡片エスタロンモカ錠阿司匹林"/>
+      <w:bookmarkStart w:id="44" w:name="耶斯塔隆摩卡片エスタロンモカ錠阿司匹林"/>
       <w:r>
         <w:rPr>
           <w:rFonts w:hint="eastAsia"/>
@@ -20979,10 +21274,10 @@
           <w:lang w:eastAsia="zh-CN"/>
         </w:rPr>
       </w:pPr>
-      <w:bookmarkStart w:id="44" w:name="案例研究1-向报纸投稿预告自杀的青年销售员"/>
-      <w:bookmarkStart w:id="45" w:name="_Toc231312544"/>
-      <w:bookmarkEnd w:id="41"/>
-      <w:bookmarkEnd w:id="43"/>
+      <w:bookmarkStart w:id="45" w:name="案例研究1-向报纸投稿预告自杀的青年销售员"/>
+      <w:bookmarkStart w:id="46" w:name="_Toc233711251"/>
+      <w:bookmarkEnd w:id="42"/>
+      <w:bookmarkEnd w:id="44"/>
       <w:r>
         <w:rPr>
           <w:rFonts w:hint="eastAsia"/>
@@ -21017,7 +21312,7 @@
         </w:rPr>
         <w:t>向报纸投稿预告自杀的青年销售员</w:t>
       </w:r>
-      <w:bookmarkEnd w:id="45"/>
+      <w:bookmarkEnd w:id="46"/>
     </w:p>
     <w:p>
       <w:pPr>
@@ -21326,9 +21621,9 @@
           <w:lang w:eastAsia="zh-CN"/>
         </w:rPr>
       </w:pPr>
-      <w:bookmarkStart w:id="46" w:name="案例研究2-服用brovarin50片留下死亡记录的学生"/>
-      <w:bookmarkStart w:id="47" w:name="_Toc231312545"/>
-      <w:bookmarkEnd w:id="44"/>
+      <w:bookmarkStart w:id="47" w:name="案例研究2-服用brovarin50片留下死亡记录的学生"/>
+      <w:bookmarkStart w:id="48" w:name="_Toc233711252"/>
+      <w:bookmarkEnd w:id="45"/>
       <w:r>
         <w:rPr>
           <w:rFonts w:hint="eastAsia"/>
@@ -21377,7 +21672,7 @@
         </w:rPr>
         <w:t>片，留下「死亡记录」的学生</w:t>
       </w:r>
-      <w:bookmarkEnd w:id="47"/>
+      <w:bookmarkEnd w:id="48"/>
     </w:p>
     <w:p>
       <w:pPr>
@@ -22032,9 +22327,9 @@
           <w:lang w:eastAsia="zh-CN"/>
         </w:rPr>
       </w:pPr>
-      <w:bookmarkStart w:id="48" w:name="限制医药品"/>
-      <w:bookmarkStart w:id="49" w:name="_Toc231312546"/>
-      <w:bookmarkEnd w:id="46"/>
+      <w:bookmarkStart w:id="49" w:name="限制医药品"/>
+      <w:bookmarkStart w:id="50" w:name="_Toc233711253"/>
+      <w:bookmarkEnd w:id="47"/>
       <w:r>
         <w:rPr>
           <w:lang w:eastAsia="zh-CN"/>
@@ -22048,7 +22343,7 @@
         </w:rPr>
         <w:t>限制医药品</w:t>
       </w:r>
-      <w:bookmarkEnd w:id="49"/>
+      <w:bookmarkEnd w:id="50"/>
     </w:p>
     <w:p>
       <w:pPr>
@@ -22069,7 +22364,7 @@
           <w:lang w:eastAsia="zh-CN"/>
         </w:rPr>
       </w:pPr>
-      <w:bookmarkStart w:id="50" w:name="歇尔信セルシン吉亚结巴姆ジアセパム苏奈孔ソナコン"/>
+      <w:bookmarkStart w:id="51" w:name="歇尔信セルシン吉亚结巴姆ジアセパム苏奈孔ソナコン"/>
       <w:proofErr w:type="gramStart"/>
       <w:r>
         <w:rPr>
@@ -22852,8 +23147,8 @@
           <w:lang w:eastAsia="zh-CN"/>
         </w:rPr>
       </w:pPr>
-      <w:bookmarkStart w:id="51" w:name="太妃拉尼尔トフラニル克利特敏クリテミン其它"/>
-      <w:bookmarkEnd w:id="50"/>
+      <w:bookmarkStart w:id="52" w:name="太妃拉尼尔トフラニル克利特敏クリテミン其它"/>
+      <w:bookmarkEnd w:id="51"/>
       <w:r>
         <w:rPr>
           <w:rFonts w:hint="eastAsia"/>
@@ -23827,8 +24122,8 @@
       <w:pPr>
         <w:pStyle w:val="4"/>
       </w:pPr>
-      <w:bookmarkStart w:id="52" w:name="因斯敏インスミン"/>
-      <w:bookmarkEnd w:id="51"/>
+      <w:bookmarkStart w:id="53" w:name="因斯敏インスミン"/>
+      <w:bookmarkEnd w:id="52"/>
       <w:r>
         <w:rPr>
           <w:rFonts w:hint="eastAsia"/>
@@ -24332,8 +24627,8 @@
           <w:lang w:eastAsia="zh-CN"/>
         </w:rPr>
       </w:pPr>
-      <w:bookmarkStart w:id="53" w:name="wintermin抗特敏コントミン"/>
-      <w:bookmarkEnd w:id="52"/>
+      <w:bookmarkStart w:id="54" w:name="wintermin抗特敏コントミン"/>
+      <w:bookmarkEnd w:id="53"/>
       <w:proofErr w:type="spellStart"/>
       <w:r>
         <w:rPr>
@@ -25011,8 +25306,8 @@
           <w:lang w:eastAsia="zh-CN"/>
         </w:rPr>
       </w:pPr>
-      <w:bookmarkStart w:id="54" w:name="巴比妥barbital伊苏米塔尔イソミタル其它"/>
-      <w:bookmarkEnd w:id="53"/>
+      <w:bookmarkStart w:id="55" w:name="巴比妥barbital伊苏米塔尔イソミタル其它"/>
+      <w:bookmarkEnd w:id="54"/>
       <w:r>
         <w:rPr>
           <w:rFonts w:hint="eastAsia"/>
@@ -26254,10 +26549,10 @@
           <w:lang w:eastAsia="zh-CN"/>
         </w:rPr>
       </w:pPr>
-      <w:bookmarkStart w:id="55" w:name="麻药"/>
-      <w:bookmarkStart w:id="56" w:name="_Toc231312547"/>
-      <w:bookmarkEnd w:id="48"/>
-      <w:bookmarkEnd w:id="54"/>
+      <w:bookmarkStart w:id="56" w:name="麻药"/>
+      <w:bookmarkStart w:id="57" w:name="_Toc233711254"/>
+      <w:bookmarkEnd w:id="49"/>
+      <w:bookmarkEnd w:id="55"/>
       <w:r>
         <w:rPr>
           <w:lang w:eastAsia="zh-CN"/>
@@ -26271,7 +26566,7 @@
         </w:rPr>
         <w:t>麻药</w:t>
       </w:r>
-      <w:bookmarkEnd w:id="56"/>
+      <w:bookmarkEnd w:id="57"/>
     </w:p>
     <w:p>
       <w:pPr>
@@ -26340,7 +26635,7 @@
           <w:lang w:eastAsia="zh-CN"/>
         </w:rPr>
       </w:pPr>
-      <w:bookmarkStart w:id="57" w:name="兴奋系列-安非他命美他非他命"/>
+      <w:bookmarkStart w:id="58" w:name="兴奋系列-安非他命美他非他命"/>
       <w:r>
         <w:rPr>
           <w:rFonts w:hint="eastAsia"/>
@@ -26992,8 +27287,8 @@
       <w:pPr>
         <w:pStyle w:val="4"/>
       </w:pPr>
-      <w:bookmarkStart w:id="58" w:name="古柯碱cocaine"/>
-      <w:bookmarkEnd w:id="57"/>
+      <w:bookmarkStart w:id="59" w:name="古柯碱cocaine"/>
+      <w:bookmarkEnd w:id="58"/>
       <w:r>
         <w:rPr>
           <w:rFonts w:hint="eastAsia"/>
@@ -27291,8 +27586,8 @@
           <w:lang w:eastAsia="zh-CN"/>
         </w:rPr>
       </w:pPr>
-      <w:bookmarkStart w:id="59" w:name="抑制系列鸦片吗啡海洛因4243"/>
-      <w:bookmarkEnd w:id="58"/>
+      <w:bookmarkStart w:id="60" w:name="抑制系列鸦片吗啡海洛因4243"/>
+      <w:bookmarkEnd w:id="59"/>
       <w:r>
         <w:rPr>
           <w:rFonts w:hint="eastAsia"/>
@@ -27759,8 +28054,8 @@
           <w:lang w:eastAsia="zh-CN"/>
         </w:rPr>
       </w:pPr>
-      <w:bookmarkStart w:id="60" w:name="抑制系列混合剂cocktail快速球speedball"/>
-      <w:bookmarkEnd w:id="59"/>
+      <w:bookmarkStart w:id="61" w:name="抑制系列混合剂cocktail快速球speedball"/>
+      <w:bookmarkEnd w:id="60"/>
       <w:r>
         <w:rPr>
           <w:rFonts w:hint="eastAsia"/>
@@ -27821,8 +28116,8 @@
           <w:lang w:eastAsia="zh-CN"/>
         </w:rPr>
       </w:pPr>
-      <w:bookmarkStart w:id="61" w:name="抑制系列幻觉剂lsd"/>
-      <w:bookmarkEnd w:id="60"/>
+      <w:bookmarkStart w:id="62" w:name="抑制系列幻觉剂lsd"/>
+      <w:bookmarkEnd w:id="61"/>
       <w:r>
         <w:rPr>
           <w:rFonts w:hint="eastAsia"/>
@@ -28615,10 +28910,10 @@
           <w:lang w:eastAsia="zh-CN"/>
         </w:rPr>
       </w:pPr>
-      <w:bookmarkStart w:id="62" w:name="医药品以外"/>
-      <w:bookmarkStart w:id="63" w:name="_Toc231312548"/>
-      <w:bookmarkEnd w:id="55"/>
-      <w:bookmarkEnd w:id="61"/>
+      <w:bookmarkStart w:id="63" w:name="医药品以外"/>
+      <w:bookmarkStart w:id="64" w:name="_Toc233711255"/>
+      <w:bookmarkEnd w:id="56"/>
+      <w:bookmarkEnd w:id="62"/>
       <w:r>
         <w:rPr>
           <w:lang w:eastAsia="zh-CN"/>
@@ -28632,7 +28927,7 @@
         </w:rPr>
         <w:t>医药品以外</w:t>
       </w:r>
-      <w:bookmarkEnd w:id="63"/>
+      <w:bookmarkEnd w:id="64"/>
     </w:p>
     <w:p>
       <w:pPr>
@@ -28767,7 +29062,7 @@
       <w:pPr>
         <w:pStyle w:val="4"/>
       </w:pPr>
-      <w:bookmarkStart w:id="64" w:name="香烟"/>
+      <w:bookmarkStart w:id="65" w:name="香烟"/>
       <w:r>
         <w:rPr>
           <w:rFonts w:hint="eastAsia"/>
@@ -29230,8 +29525,8 @@
           <w:lang w:eastAsia="zh-CN"/>
         </w:rPr>
       </w:pPr>
-      <w:bookmarkStart w:id="65" w:name="杀虫剂防虫剂"/>
-      <w:bookmarkEnd w:id="64"/>
+      <w:bookmarkStart w:id="66" w:name="杀虫剂防虫剂"/>
+      <w:bookmarkEnd w:id="65"/>
       <w:r>
         <w:rPr>
           <w:rFonts w:hint="eastAsia"/>
@@ -29901,8 +30196,8 @@
       <w:pPr>
         <w:pStyle w:val="4"/>
       </w:pPr>
-      <w:bookmarkStart w:id="66" w:name="有机溶剂"/>
-      <w:bookmarkEnd w:id="65"/>
+      <w:bookmarkStart w:id="67" w:name="有机溶剂"/>
+      <w:bookmarkEnd w:id="66"/>
       <w:r>
         <w:rPr>
           <w:rFonts w:hint="eastAsia"/>
@@ -30470,8 +30765,8 @@
           <w:lang w:eastAsia="zh-CN"/>
         </w:rPr>
       </w:pPr>
-      <w:bookmarkStart w:id="67" w:name="家庭用品"/>
-      <w:bookmarkEnd w:id="66"/>
+      <w:bookmarkStart w:id="68" w:name="家庭用品"/>
+      <w:bookmarkEnd w:id="67"/>
       <w:r>
         <w:rPr>
           <w:rFonts w:hint="eastAsia"/>
@@ -31000,8 +31295,8 @@
           <w:lang w:eastAsia="zh-CN"/>
         </w:rPr>
       </w:pPr>
-      <w:bookmarkStart w:id="68" w:name="化妆品"/>
-      <w:bookmarkEnd w:id="67"/>
+      <w:bookmarkStart w:id="69" w:name="化妆品"/>
+      <w:bookmarkEnd w:id="68"/>
       <w:r>
         <w:rPr>
           <w:rFonts w:hint="eastAsia"/>
@@ -31676,8 +31971,8 @@
       <w:pPr>
         <w:pStyle w:val="4"/>
       </w:pPr>
-      <w:bookmarkStart w:id="69" w:name="其它-1"/>
-      <w:bookmarkEnd w:id="68"/>
+      <w:bookmarkStart w:id="70" w:name="其它-1"/>
+      <w:bookmarkEnd w:id="69"/>
       <w:r>
         <w:rPr>
           <w:rFonts w:hint="eastAsia"/>
@@ -33330,10 +33625,10 @@
           <w:lang w:eastAsia="zh-CN"/>
         </w:rPr>
       </w:pPr>
-      <w:bookmarkStart w:id="70" w:name="案例研究3-喝下百草枯八天后死亡的少年"/>
-      <w:bookmarkStart w:id="71" w:name="_Toc231312549"/>
-      <w:bookmarkEnd w:id="62"/>
-      <w:bookmarkEnd w:id="69"/>
+      <w:bookmarkStart w:id="71" w:name="案例研究3-喝下百草枯八天后死亡的少年"/>
+      <w:bookmarkStart w:id="72" w:name="_Toc233711256"/>
+      <w:bookmarkEnd w:id="63"/>
+      <w:bookmarkEnd w:id="70"/>
       <w:r>
         <w:rPr>
           <w:rFonts w:hint="eastAsia"/>
@@ -33384,7 +33679,7 @@
         </w:rPr>
         <w:t>死亡的少年</w:t>
       </w:r>
-      <w:bookmarkEnd w:id="71"/>
+      <w:bookmarkEnd w:id="72"/>
     </w:p>
     <w:p>
       <w:pPr>
@@ -35720,9 +36015,9 @@
       <w:pPr>
         <w:pStyle w:val="3"/>
       </w:pPr>
-      <w:bookmarkStart w:id="72" w:name="注释者lavender-nomedia的添加"/>
-      <w:bookmarkStart w:id="73" w:name="_Toc231312550"/>
-      <w:bookmarkEnd w:id="70"/>
+      <w:bookmarkStart w:id="73" w:name="注释者lavender-nomedia的添加"/>
+      <w:bookmarkStart w:id="74" w:name="_Toc233711257"/>
+      <w:bookmarkEnd w:id="71"/>
       <w:r>
         <w:rPr>
           <w:rFonts w:hint="eastAsia"/>
@@ -35741,7 +36036,7 @@
         </w:rPr>
         <w:t>的添加</w:t>
       </w:r>
-      <w:bookmarkEnd w:id="73"/>
+      <w:bookmarkEnd w:id="74"/>
     </w:p>
     <w:p>
       <w:pPr>
@@ -37159,10 +37454,10 @@
       <w:pPr>
         <w:pStyle w:val="20"/>
       </w:pPr>
-      <w:bookmarkStart w:id="74" w:name="二.-hanging-上吊"/>
-      <w:bookmarkStart w:id="75" w:name="_Toc231312551"/>
-      <w:bookmarkEnd w:id="27"/>
-      <w:bookmarkEnd w:id="72"/>
+      <w:bookmarkStart w:id="75" w:name="二.-hanging-上吊"/>
+      <w:bookmarkStart w:id="76" w:name="_Toc233711258"/>
+      <w:bookmarkEnd w:id="28"/>
+      <w:bookmarkEnd w:id="73"/>
       <w:r>
         <w:rPr>
           <w:rFonts w:hint="eastAsia"/>
@@ -37184,7 +37479,7 @@
         </w:rPr>
         <w:t>上吊</w:t>
       </w:r>
-      <w:bookmarkEnd w:id="75"/>
+      <w:bookmarkEnd w:id="76"/>
     </w:p>
     <w:p>
       <w:pPr>
@@ -38387,8 +38682,8 @@
           <w:lang w:eastAsia="zh-CN"/>
         </w:rPr>
       </w:pPr>
-      <w:bookmarkStart w:id="76" w:name="案例研究4-上吊未遂的悲剧-法兰克永井"/>
-      <w:bookmarkStart w:id="77" w:name="_Toc231312552"/>
+      <w:bookmarkStart w:id="77" w:name="案例研究4-上吊未遂的悲剧-法兰克永井"/>
+      <w:bookmarkStart w:id="78" w:name="_Toc233711259"/>
       <w:r>
         <w:rPr>
           <w:rFonts w:hint="eastAsia"/>
@@ -38438,7 +38733,7 @@
         </w:rPr>
         <w:t>法兰克永井</w:t>
       </w:r>
-      <w:bookmarkEnd w:id="77"/>
+      <w:bookmarkEnd w:id="78"/>
       <w:proofErr w:type="gramEnd"/>
     </w:p>
     <w:p>
@@ -38661,9 +38956,9 @@
           <w:lang w:eastAsia="zh-CN"/>
         </w:rPr>
       </w:pPr>
-      <w:bookmarkStart w:id="78" w:name="案例研究5-高度九十一公分的上吊-联合赤军最高干部森恒夫"/>
-      <w:bookmarkStart w:id="79" w:name="_Toc231312553"/>
-      <w:bookmarkEnd w:id="76"/>
+      <w:bookmarkStart w:id="79" w:name="案例研究5-高度九十一公分的上吊-联合赤军最高干部森恒夫"/>
+      <w:bookmarkStart w:id="80" w:name="_Toc233711260"/>
+      <w:bookmarkEnd w:id="77"/>
       <w:r>
         <w:rPr>
           <w:rFonts w:hint="eastAsia"/>
@@ -38736,7 +39031,7 @@
         </w:rPr>
         <w:t>干部森恒夫</w:t>
       </w:r>
-      <w:bookmarkEnd w:id="79"/>
+      <w:bookmarkEnd w:id="80"/>
       <w:proofErr w:type="gramEnd"/>
     </w:p>
     <w:p>
@@ -38881,9 +39176,9 @@
           <w:lang w:eastAsia="zh-CN"/>
         </w:rPr>
       </w:pPr>
-      <w:bookmarkStart w:id="80" w:name="案例研究6-在精神病医院上吊获救的妇女"/>
-      <w:bookmarkStart w:id="81" w:name="_Toc231312554"/>
-      <w:bookmarkEnd w:id="78"/>
+      <w:bookmarkStart w:id="81" w:name="案例研究6-在精神病医院上吊获救的妇女"/>
+      <w:bookmarkStart w:id="82" w:name="_Toc233711261"/>
+      <w:bookmarkEnd w:id="79"/>
       <w:r>
         <w:rPr>
           <w:rFonts w:hint="eastAsia"/>
@@ -38918,7 +39213,7 @@
         </w:rPr>
         <w:t>在精神病医院上吊获救的妇女</w:t>
       </w:r>
-      <w:bookmarkEnd w:id="81"/>
+      <w:bookmarkEnd w:id="82"/>
     </w:p>
     <w:p>
       <w:pPr>
@@ -39054,9 +39349,9 @@
           <w:lang w:eastAsia="zh-CN"/>
         </w:rPr>
       </w:pPr>
-      <w:bookmarkStart w:id="82" w:name="自杀地图1-树海"/>
-      <w:bookmarkStart w:id="83" w:name="_Toc231312555"/>
-      <w:bookmarkEnd w:id="80"/>
+      <w:bookmarkStart w:id="83" w:name="自杀地图1-树海"/>
+      <w:bookmarkStart w:id="84" w:name="_Toc233711262"/>
+      <w:bookmarkEnd w:id="81"/>
       <w:r>
         <w:rPr>
           <w:rFonts w:hint="eastAsia"/>
@@ -39091,7 +39386,7 @@
         </w:rPr>
         <w:t>树海</w:t>
       </w:r>
-      <w:bookmarkEnd w:id="83"/>
+      <w:bookmarkEnd w:id="84"/>
     </w:p>
     <w:p>
       <w:pPr>
@@ -40481,9 +40776,9 @@
           <w:lang w:eastAsia="zh-CN"/>
         </w:rPr>
       </w:pPr>
-      <w:bookmarkStart w:id="84" w:name="案例研究7-在树海中过着流浪生活的男子"/>
-      <w:bookmarkStart w:id="85" w:name="_Toc231312556"/>
-      <w:bookmarkEnd w:id="82"/>
+      <w:bookmarkStart w:id="85" w:name="案例研究7-在树海中过着流浪生活的男子"/>
+      <w:bookmarkStart w:id="86" w:name="_Toc233711263"/>
+      <w:bookmarkEnd w:id="83"/>
       <w:r>
         <w:rPr>
           <w:rFonts w:hint="eastAsia"/>
@@ -40518,7 +40813,7 @@
         </w:rPr>
         <w:t>在树海中过着流浪生活的男子</w:t>
       </w:r>
-      <w:bookmarkEnd w:id="85"/>
+      <w:bookmarkEnd w:id="86"/>
     </w:p>
     <w:p>
       <w:pPr>
@@ -40686,10 +40981,10 @@
       <w:pPr>
         <w:pStyle w:val="20"/>
       </w:pPr>
-      <w:bookmarkStart w:id="86" w:name="三.-leaping-跳楼"/>
-      <w:bookmarkStart w:id="87" w:name="_Toc231312557"/>
-      <w:bookmarkEnd w:id="74"/>
-      <w:bookmarkEnd w:id="84"/>
+      <w:bookmarkStart w:id="87" w:name="三.-leaping-跳楼"/>
+      <w:bookmarkStart w:id="88" w:name="_Toc233711264"/>
+      <w:bookmarkEnd w:id="75"/>
+      <w:bookmarkEnd w:id="85"/>
       <w:r>
         <w:rPr>
           <w:rFonts w:hint="eastAsia"/>
@@ -40712,7 +41007,7 @@
         </w:rPr>
         <w:t>跳楼</w:t>
       </w:r>
-      <w:bookmarkEnd w:id="87"/>
+      <w:bookmarkEnd w:id="88"/>
     </w:p>
     <w:p>
       <w:pPr>
@@ -41850,8 +42145,8 @@
           <w:lang w:eastAsia="zh-CN"/>
         </w:rPr>
       </w:pPr>
-      <w:bookmarkStart w:id="88" w:name="案例研究8-跳楼未遂大学生从十五楼跳下过程中的感觉"/>
-      <w:bookmarkStart w:id="89" w:name="_Toc231312558"/>
+      <w:bookmarkStart w:id="89" w:name="案例研究8-跳楼未遂大学生从十五楼跳下过程中的感觉"/>
+      <w:bookmarkStart w:id="90" w:name="_Toc233711265"/>
       <w:r>
         <w:rPr>
           <w:rFonts w:hint="eastAsia"/>
@@ -41886,7 +42181,7 @@
         </w:rPr>
         <w:t>跳楼未遂大学生，从十五楼跳下过程中的感觉</w:t>
       </w:r>
-      <w:bookmarkEnd w:id="89"/>
+      <w:bookmarkEnd w:id="90"/>
     </w:p>
     <w:p>
       <w:pPr>
@@ -42024,9 +42319,9 @@
           <w:lang w:eastAsia="zh-CN"/>
         </w:rPr>
       </w:pPr>
-      <w:bookmarkStart w:id="90" w:name="案例研究9-活着反正也是无聊的漫画家山田花子"/>
-      <w:bookmarkStart w:id="91" w:name="_Toc231312559"/>
-      <w:bookmarkEnd w:id="88"/>
+      <w:bookmarkStart w:id="91" w:name="案例研究9-活着反正也是无聊的漫画家山田花子"/>
+      <w:bookmarkStart w:id="92" w:name="_Toc233711266"/>
+      <w:bookmarkEnd w:id="89"/>
       <w:r>
         <w:rPr>
           <w:rFonts w:hint="eastAsia"/>
@@ -42061,7 +42356,7 @@
         </w:rPr>
         <w:t>「活着反正也是无聊」的漫画家山田花子</w:t>
       </w:r>
-      <w:bookmarkEnd w:id="91"/>
+      <w:bookmarkEnd w:id="92"/>
     </w:p>
     <w:p>
       <w:pPr>
@@ -42352,9 +42647,9 @@
           <w:lang w:eastAsia="zh-CN"/>
         </w:rPr>
       </w:pPr>
-      <w:bookmarkStart w:id="92" w:name="案例研究10-因被欺负而跳楼自杀的中学生"/>
-      <w:bookmarkStart w:id="93" w:name="_Toc231312560"/>
-      <w:bookmarkEnd w:id="90"/>
+      <w:bookmarkStart w:id="93" w:name="案例研究10-因被欺负而跳楼自杀的中学生"/>
+      <w:bookmarkStart w:id="94" w:name="_Toc233711267"/>
+      <w:bookmarkEnd w:id="91"/>
       <w:r>
         <w:rPr>
           <w:rFonts w:hint="eastAsia"/>
@@ -42389,7 +42684,7 @@
         </w:rPr>
         <w:t>因被欺负而跳楼自杀的中学生</w:t>
       </w:r>
-      <w:bookmarkEnd w:id="93"/>
+      <w:bookmarkEnd w:id="94"/>
     </w:p>
     <w:p>
       <w:pPr>
@@ -42677,9 +42972,9 @@
           <w:lang w:eastAsia="zh-CN"/>
         </w:rPr>
       </w:pPr>
-      <w:bookmarkStart w:id="94" w:name="自杀地图2-高岛平社区"/>
-      <w:bookmarkStart w:id="95" w:name="_Toc231312561"/>
-      <w:bookmarkEnd w:id="92"/>
+      <w:bookmarkStart w:id="95" w:name="自杀地图2-高岛平社区"/>
+      <w:bookmarkStart w:id="96" w:name="_Toc233711268"/>
+      <w:bookmarkEnd w:id="93"/>
       <w:r>
         <w:rPr>
           <w:rFonts w:hint="eastAsia"/>
@@ -42715,7 +43010,7 @@
         </w:rPr>
         <w:t>高岛平社区</w:t>
       </w:r>
-      <w:bookmarkEnd w:id="95"/>
+      <w:bookmarkEnd w:id="96"/>
       <w:proofErr w:type="gramEnd"/>
     </w:p>
     <w:p>
@@ -44085,10 +44380,10 @@
       <w:pPr>
         <w:pStyle w:val="20"/>
       </w:pPr>
-      <w:bookmarkStart w:id="96" w:name="四.-cutting-the-wrist-and-carotid-割腕割喉等"/>
-      <w:bookmarkStart w:id="97" w:name="_Toc231312562"/>
-      <w:bookmarkEnd w:id="86"/>
-      <w:bookmarkEnd w:id="94"/>
+      <w:bookmarkStart w:id="97" w:name="四.-cutting-the-wrist-and-carotid-割腕割喉等"/>
+      <w:bookmarkStart w:id="98" w:name="_Toc233711269"/>
+      <w:bookmarkEnd w:id="87"/>
+      <w:bookmarkEnd w:id="95"/>
       <w:r>
         <w:rPr>
           <w:rFonts w:hint="eastAsia"/>
@@ -44110,7 +44405,7 @@
         </w:rPr>
         <w:t>割腕割喉等</w:t>
       </w:r>
-      <w:bookmarkEnd w:id="97"/>
+      <w:bookmarkEnd w:id="98"/>
     </w:p>
     <w:p>
       <w:pPr>
@@ -45806,8 +46101,8 @@
           <w:lang w:eastAsia="zh-CN"/>
         </w:rPr>
       </w:pPr>
-      <w:bookmarkStart w:id="98" w:name="案例研究11-割手动脉和神经的女高中生的感想"/>
-      <w:bookmarkStart w:id="99" w:name="_Toc231312563"/>
+      <w:bookmarkStart w:id="99" w:name="案例研究11-割手动脉和神经的女高中生的感想"/>
+      <w:bookmarkStart w:id="100" w:name="_Toc233711270"/>
       <w:r>
         <w:rPr>
           <w:rFonts w:hint="eastAsia"/>
@@ -45842,7 +46137,7 @@
         </w:rPr>
         <w:t>割手动脉和神经的女高中生的感想</w:t>
       </w:r>
-      <w:bookmarkEnd w:id="99"/>
+      <w:bookmarkEnd w:id="100"/>
     </w:p>
     <w:p>
       <w:pPr>
@@ -46013,9 +46308,9 @@
           <w:lang w:eastAsia="zh-CN"/>
         </w:rPr>
       </w:pPr>
-      <w:bookmarkStart w:id="100" w:name="案例研究12-割了肘内侧的罕见自杀未遂者中森明菜"/>
-      <w:bookmarkStart w:id="101" w:name="_Toc231312564"/>
-      <w:bookmarkEnd w:id="98"/>
+      <w:bookmarkStart w:id="101" w:name="案例研究12-割了肘内侧的罕见自杀未遂者中森明菜"/>
+      <w:bookmarkStart w:id="102" w:name="_Toc233711271"/>
+      <w:bookmarkEnd w:id="99"/>
       <w:r>
         <w:rPr>
           <w:rFonts w:hint="eastAsia"/>
@@ -46059,7 +46354,7 @@
         </w:rPr>
         <w:t>中森明菜</w:t>
       </w:r>
-      <w:bookmarkEnd w:id="101"/>
+      <w:bookmarkEnd w:id="102"/>
       <w:proofErr w:type="gramEnd"/>
     </w:p>
     <w:p>
@@ -46274,9 +46569,9 @@
           <w:lang w:eastAsia="zh-CN"/>
         </w:rPr>
       </w:pPr>
-      <w:bookmarkStart w:id="102" w:name="案例研究13-刀砍全身也未死的日商岩井岛田常务"/>
-      <w:bookmarkStart w:id="103" w:name="_Toc231312565"/>
-      <w:bookmarkEnd w:id="100"/>
+      <w:bookmarkStart w:id="103" w:name="案例研究13-刀砍全身也未死的日商岩井岛田常务"/>
+      <w:bookmarkStart w:id="104" w:name="_Toc233711272"/>
+      <w:bookmarkEnd w:id="101"/>
       <w:r>
         <w:rPr>
           <w:rFonts w:hint="eastAsia"/>
@@ -46327,7 +46622,7 @@
         </w:rPr>
         <w:t>常务</w:t>
       </w:r>
-      <w:bookmarkEnd w:id="103"/>
+      <w:bookmarkEnd w:id="104"/>
     </w:p>
     <w:p>
       <w:pPr>
@@ -46501,10 +46796,10 @@
           <w:lang w:eastAsia="zh-CN"/>
         </w:rPr>
       </w:pPr>
-      <w:bookmarkStart w:id="104" w:name="五.-jumping-撞车"/>
-      <w:bookmarkStart w:id="105" w:name="_Toc231312566"/>
-      <w:bookmarkEnd w:id="96"/>
-      <w:bookmarkEnd w:id="102"/>
+      <w:bookmarkStart w:id="105" w:name="五.-jumping-撞车"/>
+      <w:bookmarkStart w:id="106" w:name="_Toc233711273"/>
+      <w:bookmarkEnd w:id="97"/>
+      <w:bookmarkEnd w:id="103"/>
       <w:r>
         <w:rPr>
           <w:rFonts w:hint="eastAsia"/>
@@ -46532,7 +46827,7 @@
         </w:rPr>
         <w:t>撞车</w:t>
       </w:r>
-      <w:bookmarkEnd w:id="105"/>
+      <w:bookmarkEnd w:id="106"/>
     </w:p>
     <w:p>
       <w:pPr>
@@ -47453,8 +47748,8 @@
           <w:lang w:eastAsia="zh-CN"/>
         </w:rPr>
       </w:pPr>
-      <w:bookmarkStart w:id="106" w:name="案例研究14-撞车中奇迹般生还的ol"/>
-      <w:bookmarkStart w:id="107" w:name="_Toc231312567"/>
+      <w:bookmarkStart w:id="107" w:name="案例研究14-撞车中奇迹般生还的ol"/>
+      <w:bookmarkStart w:id="108" w:name="_Toc233711274"/>
       <w:r>
         <w:rPr>
           <w:rFonts w:hint="eastAsia"/>
@@ -47497,7 +47792,7 @@
         </w:rPr>
         <w:t>OL</w:t>
       </w:r>
-      <w:bookmarkEnd w:id="107"/>
+      <w:bookmarkEnd w:id="108"/>
     </w:p>
     <w:p>
       <w:pPr>
@@ -47666,9 +47961,9 @@
           <w:lang w:eastAsia="zh-CN"/>
         </w:rPr>
       </w:pPr>
-      <w:bookmarkStart w:id="108" w:name="案例研究15-辗断单手双足而活下来的铁路自杀未遂女性"/>
-      <w:bookmarkStart w:id="109" w:name="_Toc231312568"/>
-      <w:bookmarkEnd w:id="106"/>
+      <w:bookmarkStart w:id="109" w:name="案例研究15-辗断单手双足而活下来的铁路自杀未遂女性"/>
+      <w:bookmarkStart w:id="110" w:name="_Toc233711275"/>
+      <w:bookmarkEnd w:id="107"/>
       <w:r>
         <w:rPr>
           <w:rFonts w:hint="eastAsia"/>
@@ -47703,7 +47998,7 @@
         </w:rPr>
         <w:t>辗断单手双足而活下来的铁路自杀未遂女性</w:t>
       </w:r>
-      <w:bookmarkEnd w:id="109"/>
+      <w:bookmarkEnd w:id="110"/>
     </w:p>
     <w:p>
       <w:pPr>
@@ -47839,9 +48134,9 @@
           <w:lang w:eastAsia="zh-CN"/>
         </w:rPr>
       </w:pPr>
-      <w:bookmarkStart w:id="110" w:name="案例研究16-青函隧道中压死的女性"/>
-      <w:bookmarkStart w:id="111" w:name="_Toc231312569"/>
-      <w:bookmarkEnd w:id="108"/>
+      <w:bookmarkStart w:id="111" w:name="案例研究16-青函隧道中压死的女性"/>
+      <w:bookmarkStart w:id="112" w:name="_Toc233711276"/>
+      <w:bookmarkEnd w:id="109"/>
       <w:r>
         <w:rPr>
           <w:rFonts w:hint="eastAsia"/>
@@ -47876,7 +48171,7 @@
         </w:rPr>
         <w:t>青函隧道中压死的女性</w:t>
       </w:r>
-      <w:bookmarkEnd w:id="111"/>
+      <w:bookmarkEnd w:id="112"/>
     </w:p>
     <w:p>
       <w:pPr>
@@ -48042,9 +48337,9 @@
           <w:lang w:eastAsia="zh-CN"/>
         </w:rPr>
       </w:pPr>
-      <w:bookmarkStart w:id="112" w:name="自杀地图3-三原山"/>
-      <w:bookmarkStart w:id="113" w:name="_Toc231312570"/>
-      <w:bookmarkEnd w:id="110"/>
+      <w:bookmarkStart w:id="113" w:name="自杀地图3-三原山"/>
+      <w:bookmarkStart w:id="114" w:name="_Toc233711277"/>
+      <w:bookmarkEnd w:id="111"/>
       <w:r>
         <w:rPr>
           <w:rFonts w:hint="eastAsia"/>
@@ -48079,7 +48374,7 @@
         </w:rPr>
         <w:t>三原山</w:t>
       </w:r>
-      <w:bookmarkEnd w:id="113"/>
+      <w:bookmarkEnd w:id="114"/>
     </w:p>
     <w:p>
       <w:pPr>
@@ -48450,9 +48745,9 @@
           <w:lang w:eastAsia="zh-CN"/>
         </w:rPr>
       </w:pPr>
-      <w:bookmarkStart w:id="114" w:name="案例研究17-三原山火口壁爬上来的男子"/>
-      <w:bookmarkStart w:id="115" w:name="_Toc231312571"/>
-      <w:bookmarkEnd w:id="112"/>
+      <w:bookmarkStart w:id="115" w:name="案例研究17-三原山火口壁爬上来的男子"/>
+      <w:bookmarkStart w:id="116" w:name="_Toc233711278"/>
+      <w:bookmarkEnd w:id="113"/>
       <w:r>
         <w:rPr>
           <w:rFonts w:hint="eastAsia"/>
@@ -48503,7 +48798,7 @@
         </w:rPr>
         <w:t>来的男子</w:t>
       </w:r>
-      <w:bookmarkEnd w:id="115"/>
+      <w:bookmarkEnd w:id="116"/>
     </w:p>
     <w:p>
       <w:pPr>
@@ -48729,10 +49024,10 @@
           <w:lang w:eastAsia="zh-CN"/>
         </w:rPr>
       </w:pPr>
-      <w:bookmarkStart w:id="116" w:name="六.-gas-poisoning-瓦斯中毒"/>
-      <w:bookmarkStart w:id="117" w:name="_Toc231312572"/>
-      <w:bookmarkEnd w:id="104"/>
-      <w:bookmarkEnd w:id="114"/>
+      <w:bookmarkStart w:id="117" w:name="六.-gas-poisoning-瓦斯中毒"/>
+      <w:bookmarkStart w:id="118" w:name="_Toc233711279"/>
+      <w:bookmarkEnd w:id="105"/>
+      <w:bookmarkEnd w:id="115"/>
       <w:r>
         <w:rPr>
           <w:rFonts w:hint="eastAsia"/>
@@ -48760,7 +49055,7 @@
         </w:rPr>
         <w:t>瓦斯中毒</w:t>
       </w:r>
-      <w:bookmarkEnd w:id="117"/>
+      <w:bookmarkEnd w:id="118"/>
     </w:p>
     <w:p>
       <w:pPr>
@@ -48769,8 +49064,8 @@
           <w:lang w:eastAsia="zh-CN"/>
         </w:rPr>
       </w:pPr>
-      <w:bookmarkStart w:id="118" w:name="车内瓦斯中毒"/>
-      <w:bookmarkStart w:id="119" w:name="_Toc231312573"/>
+      <w:bookmarkStart w:id="119" w:name="车内瓦斯中毒"/>
+      <w:bookmarkStart w:id="120" w:name="_Toc233711280"/>
       <w:r>
         <w:rPr>
           <w:lang w:eastAsia="zh-CN"/>
@@ -48784,7 +49079,7 @@
         </w:rPr>
         <w:t>车内瓦斯中毒</w:t>
       </w:r>
-      <w:bookmarkEnd w:id="119"/>
+      <w:bookmarkEnd w:id="120"/>
     </w:p>
     <w:p>
       <w:pPr>
@@ -49222,9 +49517,9 @@
           <w:lang w:eastAsia="zh-CN"/>
         </w:rPr>
       </w:pPr>
-      <w:bookmarkStart w:id="120" w:name="烧炭自杀"/>
-      <w:bookmarkStart w:id="121" w:name="_Toc231312574"/>
-      <w:bookmarkEnd w:id="118"/>
+      <w:bookmarkStart w:id="121" w:name="烧炭自杀"/>
+      <w:bookmarkStart w:id="122" w:name="_Toc233711281"/>
+      <w:bookmarkEnd w:id="119"/>
       <w:r>
         <w:rPr>
           <w:lang w:eastAsia="zh-CN"/>
@@ -49239,7 +49534,7 @@
         </w:rPr>
         <w:t>烧炭自杀</w:t>
       </w:r>
-      <w:bookmarkEnd w:id="121"/>
+      <w:bookmarkEnd w:id="122"/>
     </w:p>
     <w:p>
       <w:pPr>
@@ -49803,9 +50098,9 @@
           <w:lang w:eastAsia="zh-CN"/>
         </w:rPr>
       </w:pPr>
-      <w:bookmarkStart w:id="122" w:name="烧炭自杀案列74"/>
-      <w:bookmarkStart w:id="123" w:name="_Toc231312575"/>
-      <w:bookmarkEnd w:id="120"/>
+      <w:bookmarkStart w:id="123" w:name="烧炭自杀案列74"/>
+      <w:bookmarkStart w:id="124" w:name="_Toc233711282"/>
+      <w:bookmarkEnd w:id="121"/>
       <w:r>
         <w:rPr>
           <w:rFonts w:hint="eastAsia"/>
@@ -49842,7 +50137,7 @@
         </w:rPr>
         <w:footnoteReference w:id="74"/>
       </w:r>
-      <w:bookmarkEnd w:id="123"/>
+      <w:bookmarkEnd w:id="124"/>
     </w:p>
     <w:p>
       <w:pPr>
@@ -50489,9 +50784,9 @@
           <w:lang w:eastAsia="zh-CN"/>
         </w:rPr>
       </w:pPr>
-      <w:bookmarkStart w:id="124" w:name="案例研究18-因煤气自杀未遂而被判刑的男子"/>
-      <w:bookmarkStart w:id="125" w:name="_Toc231312576"/>
-      <w:bookmarkEnd w:id="122"/>
+      <w:bookmarkStart w:id="125" w:name="案例研究18-因煤气自杀未遂而被判刑的男子"/>
+      <w:bookmarkStart w:id="126" w:name="_Toc233711283"/>
+      <w:bookmarkEnd w:id="123"/>
       <w:r>
         <w:rPr>
           <w:rFonts w:hint="eastAsia"/>
@@ -50526,7 +50821,7 @@
         </w:rPr>
         <w:t>因煤气自杀未遂而被判刑的男子</w:t>
       </w:r>
-      <w:bookmarkEnd w:id="125"/>
+      <w:bookmarkEnd w:id="126"/>
     </w:p>
     <w:p>
       <w:pPr>
@@ -50711,9 +51006,9 @@
           <w:lang w:eastAsia="zh-CN"/>
         </w:rPr>
       </w:pPr>
-      <w:bookmarkStart w:id="126" w:name="案例研究19-照自杀指导手册自杀的男子"/>
-      <w:bookmarkStart w:id="127" w:name="_Toc231312577"/>
-      <w:bookmarkEnd w:id="124"/>
+      <w:bookmarkStart w:id="127" w:name="案例研究19-照自杀指导手册自杀的男子"/>
+      <w:bookmarkStart w:id="128" w:name="_Toc233711284"/>
+      <w:bookmarkEnd w:id="125"/>
       <w:r>
         <w:rPr>
           <w:rFonts w:hint="eastAsia"/>
@@ -50748,7 +51043,7 @@
         </w:rPr>
         <w:t>照自杀指导手册自杀的男子</w:t>
       </w:r>
-      <w:bookmarkEnd w:id="127"/>
+      <w:bookmarkEnd w:id="128"/>
     </w:p>
     <w:p>
       <w:pPr>
@@ -50952,9 +51247,9 @@
           <w:lang w:eastAsia="zh-CN"/>
         </w:rPr>
       </w:pPr>
-      <w:bookmarkStart w:id="128" w:name="案例研究20-用塑料袋进行自杀实验的失败者"/>
-      <w:bookmarkStart w:id="129" w:name="_Toc231312578"/>
-      <w:bookmarkEnd w:id="126"/>
+      <w:bookmarkStart w:id="129" w:name="案例研究20-用塑料袋进行自杀实验的失败者"/>
+      <w:bookmarkStart w:id="130" w:name="_Toc233711285"/>
+      <w:bookmarkEnd w:id="127"/>
       <w:r>
         <w:rPr>
           <w:rFonts w:hint="eastAsia"/>
@@ -50989,7 +51284,7 @@
         </w:rPr>
         <w:t>用塑料袋进行自杀实验的失败者</w:t>
       </w:r>
-      <w:bookmarkEnd w:id="129"/>
+      <w:bookmarkEnd w:id="130"/>
     </w:p>
     <w:p>
       <w:pPr>
@@ -51221,10 +51516,10 @@
           <w:lang w:eastAsia="zh-CN"/>
         </w:rPr>
       </w:pPr>
-      <w:bookmarkStart w:id="130" w:name="七.-electrocuting-触电"/>
-      <w:bookmarkStart w:id="131" w:name="_Toc231312579"/>
-      <w:bookmarkEnd w:id="116"/>
-      <w:bookmarkEnd w:id="128"/>
+      <w:bookmarkStart w:id="131" w:name="七.-electrocuting-触电"/>
+      <w:bookmarkStart w:id="132" w:name="_Toc233711286"/>
+      <w:bookmarkEnd w:id="117"/>
+      <w:bookmarkEnd w:id="129"/>
       <w:r>
         <w:rPr>
           <w:rFonts w:hint="eastAsia"/>
@@ -51252,7 +51547,7 @@
         </w:rPr>
         <w:t>触电</w:t>
       </w:r>
-      <w:bookmarkEnd w:id="131"/>
+      <w:bookmarkEnd w:id="132"/>
     </w:p>
     <w:p>
       <w:pPr>
@@ -51983,8 +52278,8 @@
           <w:lang w:eastAsia="zh-CN"/>
         </w:rPr>
       </w:pPr>
-      <w:bookmarkStart w:id="132" w:name="案例21-在赛马场厕所触电自杀的男子"/>
-      <w:bookmarkStart w:id="133" w:name="_Toc231312580"/>
+      <w:bookmarkStart w:id="133" w:name="案例21-在赛马场厕所触电自杀的男子"/>
+      <w:bookmarkStart w:id="134" w:name="_Toc233711287"/>
       <w:r>
         <w:rPr>
           <w:rFonts w:hint="eastAsia"/>
@@ -52019,7 +52314,7 @@
         </w:rPr>
         <w:t>在赛马场厕所触电自杀的男子</w:t>
       </w:r>
-      <w:bookmarkEnd w:id="133"/>
+      <w:bookmarkEnd w:id="134"/>
     </w:p>
     <w:p>
       <w:pPr>
@@ -52143,9 +52438,9 @@
           <w:lang w:eastAsia="zh-CN"/>
         </w:rPr>
       </w:pPr>
-      <w:bookmarkStart w:id="134" w:name="自杀地图4-自杀村熊取町"/>
-      <w:bookmarkStart w:id="135" w:name="_Toc231312581"/>
-      <w:bookmarkEnd w:id="132"/>
+      <w:bookmarkStart w:id="135" w:name="自杀地图4-自杀村熊取町"/>
+      <w:bookmarkStart w:id="136" w:name="_Toc233711288"/>
+      <w:bookmarkEnd w:id="133"/>
       <w:r>
         <w:rPr>
           <w:rFonts w:hint="eastAsia"/>
@@ -52197,7 +52492,7 @@
         </w:rPr>
         <w:t>町</w:t>
       </w:r>
-      <w:bookmarkEnd w:id="135"/>
+      <w:bookmarkEnd w:id="136"/>
       <w:proofErr w:type="gramEnd"/>
     </w:p>
     <w:p>
@@ -52825,10 +53120,10 @@
       <w:pPr>
         <w:pStyle w:val="20"/>
       </w:pPr>
-      <w:bookmarkStart w:id="136" w:name="八.-drowning-投水"/>
-      <w:bookmarkStart w:id="137" w:name="_Toc231312582"/>
-      <w:bookmarkEnd w:id="130"/>
-      <w:bookmarkEnd w:id="134"/>
+      <w:bookmarkStart w:id="137" w:name="八.-drowning-投水"/>
+      <w:bookmarkStart w:id="138" w:name="_Toc233711289"/>
+      <w:bookmarkEnd w:id="131"/>
+      <w:bookmarkEnd w:id="135"/>
       <w:r>
         <w:rPr>
           <w:rFonts w:hint="eastAsia"/>
@@ -52850,7 +53145,7 @@
         </w:rPr>
         <w:t>投水</w:t>
       </w:r>
-      <w:bookmarkEnd w:id="137"/>
+      <w:bookmarkEnd w:id="138"/>
     </w:p>
     <w:p>
       <w:pPr>
@@ -53938,8 +54233,8 @@
           <w:lang w:eastAsia="zh-CN"/>
         </w:rPr>
       </w:pPr>
-      <w:bookmarkStart w:id="138" w:name="案例22-把头埋进马桶而淹死的女星"/>
-      <w:bookmarkStart w:id="139" w:name="_Toc231312583"/>
+      <w:bookmarkStart w:id="139" w:name="案例22-把头埋进马桶而淹死的女星"/>
+      <w:bookmarkStart w:id="140" w:name="_Toc233711290"/>
       <w:r>
         <w:rPr>
           <w:rFonts w:hint="eastAsia"/>
@@ -53974,7 +54269,7 @@
         </w:rPr>
         <w:t>把头埋进马桶而淹死的女星</w:t>
       </w:r>
-      <w:bookmarkEnd w:id="139"/>
+      <w:bookmarkEnd w:id="140"/>
     </w:p>
     <w:p>
       <w:pPr>
@@ -54085,9 +54380,9 @@
           <w:lang w:eastAsia="zh-CN"/>
         </w:rPr>
       </w:pPr>
-      <w:bookmarkStart w:id="140" w:name="案例23-即将溺死前的濒死经验"/>
-      <w:bookmarkStart w:id="141" w:name="_Toc231312584"/>
-      <w:bookmarkEnd w:id="138"/>
+      <w:bookmarkStart w:id="141" w:name="案例23-即将溺死前的濒死经验"/>
+      <w:bookmarkStart w:id="142" w:name="_Toc233711291"/>
+      <w:bookmarkEnd w:id="139"/>
       <w:r>
         <w:rPr>
           <w:rFonts w:hint="eastAsia"/>
@@ -54123,7 +54418,7 @@
         </w:rPr>
         <w:t>即将溺死前的濒死经验</w:t>
       </w:r>
-      <w:bookmarkEnd w:id="141"/>
+      <w:bookmarkEnd w:id="142"/>
     </w:p>
     <w:p>
       <w:pPr>
@@ -54231,10 +54526,10 @@
       <w:pPr>
         <w:pStyle w:val="20"/>
       </w:pPr>
-      <w:bookmarkStart w:id="142" w:name="九.-self-burning-自焚"/>
-      <w:bookmarkStart w:id="143" w:name="_Toc231312585"/>
-      <w:bookmarkEnd w:id="136"/>
-      <w:bookmarkEnd w:id="140"/>
+      <w:bookmarkStart w:id="143" w:name="九.-self-burning-自焚"/>
+      <w:bookmarkStart w:id="144" w:name="_Toc233711292"/>
+      <w:bookmarkEnd w:id="137"/>
+      <w:bookmarkEnd w:id="141"/>
       <w:r>
         <w:rPr>
           <w:rFonts w:hint="eastAsia"/>
@@ -54256,7 +54551,7 @@
         </w:rPr>
         <w:t>自焚</w:t>
       </w:r>
-      <w:bookmarkEnd w:id="143"/>
+      <w:bookmarkEnd w:id="144"/>
     </w:p>
     <w:p>
       <w:pPr>
@@ -54817,8 +55112,8 @@
           <w:lang w:eastAsia="zh-CN"/>
         </w:rPr>
       </w:pPr>
-      <w:bookmarkStart w:id="144" w:name="案例研究24-为要求改善劳动条件而自焚的韩国青年"/>
-      <w:bookmarkStart w:id="145" w:name="_Toc231312586"/>
+      <w:bookmarkStart w:id="145" w:name="案例研究24-为要求改善劳动条件而自焚的韩国青年"/>
+      <w:bookmarkStart w:id="146" w:name="_Toc233711293"/>
       <w:r>
         <w:rPr>
           <w:rFonts w:hint="eastAsia"/>
@@ -54853,7 +55148,7 @@
         </w:rPr>
         <w:t>为要求改善劳动条件而自焚的韩国青年</w:t>
       </w:r>
-      <w:bookmarkEnd w:id="145"/>
+      <w:bookmarkEnd w:id="146"/>
     </w:p>
     <w:p>
       <w:pPr>
@@ -55021,9 +55316,9 @@
           <w:lang w:eastAsia="zh-CN"/>
         </w:rPr>
       </w:pPr>
-      <w:bookmarkStart w:id="146" w:name="案例研究25-为近亲通奸所苦恼而自焚的中学女生"/>
-      <w:bookmarkStart w:id="147" w:name="_Toc231312587"/>
-      <w:bookmarkEnd w:id="144"/>
+      <w:bookmarkStart w:id="147" w:name="案例研究25-为近亲通奸所苦恼而自焚的中学女生"/>
+      <w:bookmarkStart w:id="148" w:name="_Toc233711294"/>
+      <w:bookmarkEnd w:id="145"/>
       <w:r>
         <w:rPr>
           <w:rFonts w:hint="eastAsia"/>
@@ -55058,7 +55353,7 @@
         </w:rPr>
         <w:t>为近亲通奸所苦恼而自焚的中学女生</w:t>
       </w:r>
-      <w:bookmarkEnd w:id="147"/>
+      <w:bookmarkEnd w:id="148"/>
     </w:p>
     <w:p>
       <w:pPr>
@@ -55182,10 +55477,10 @@
           <w:lang w:eastAsia="zh-CN"/>
         </w:rPr>
       </w:pPr>
-      <w:bookmarkStart w:id="148" w:name="十.-freezing-雪山冻死"/>
-      <w:bookmarkStart w:id="149" w:name="_Toc231312588"/>
-      <w:bookmarkEnd w:id="142"/>
-      <w:bookmarkEnd w:id="146"/>
+      <w:bookmarkStart w:id="149" w:name="十.-freezing-雪山冻死"/>
+      <w:bookmarkStart w:id="150" w:name="_Toc233711295"/>
+      <w:bookmarkEnd w:id="143"/>
+      <w:bookmarkEnd w:id="147"/>
       <w:r>
         <w:rPr>
           <w:rFonts w:hint="eastAsia"/>
@@ -55213,7 +55508,7 @@
         </w:rPr>
         <w:t>雪山冻死</w:t>
       </w:r>
-      <w:bookmarkEnd w:id="149"/>
+      <w:bookmarkEnd w:id="150"/>
     </w:p>
     <w:p>
       <w:pPr>
@@ -55914,8 +56209,8 @@
           <w:lang w:eastAsia="zh-CN"/>
         </w:rPr>
       </w:pPr>
-      <w:bookmarkStart w:id="150" w:name="案例研究26-在雪山冻死的女剧作家"/>
-      <w:bookmarkStart w:id="151" w:name="_Toc231312589"/>
+      <w:bookmarkStart w:id="151" w:name="案例研究26-在雪山冻死的女剧作家"/>
+      <w:bookmarkStart w:id="152" w:name="_Toc233711296"/>
       <w:r>
         <w:rPr>
           <w:rFonts w:hint="eastAsia"/>
@@ -55951,7 +56246,7 @@
         </w:rPr>
         <w:t>在雪山冻死的女剧作家</w:t>
       </w:r>
-      <w:bookmarkEnd w:id="151"/>
+      <w:bookmarkEnd w:id="152"/>
     </w:p>
     <w:p>
       <w:pPr>
@@ -56186,10 +56481,10 @@
       <w:pPr>
         <w:pStyle w:val="20"/>
       </w:pPr>
-      <w:bookmarkStart w:id="152" w:name="十一.-special-cases-其它自杀手段"/>
-      <w:bookmarkStart w:id="153" w:name="_Toc231312590"/>
-      <w:bookmarkEnd w:id="148"/>
-      <w:bookmarkEnd w:id="150"/>
+      <w:bookmarkStart w:id="153" w:name="十一.-special-cases-其它自杀手段"/>
+      <w:bookmarkStart w:id="154" w:name="_Toc233711297"/>
+      <w:bookmarkEnd w:id="149"/>
+      <w:bookmarkEnd w:id="151"/>
       <w:r>
         <w:rPr>
           <w:rFonts w:hint="eastAsia"/>
@@ -56211,7 +56506,7 @@
         </w:rPr>
         <w:t>其它自杀手段</w:t>
       </w:r>
-      <w:bookmarkEnd w:id="153"/>
+      <w:bookmarkEnd w:id="154"/>
     </w:p>
     <w:p>
       <w:pPr>
@@ -56257,8 +56552,8 @@
           <w:lang w:eastAsia="zh-CN"/>
         </w:rPr>
       </w:pPr>
-      <w:bookmarkStart w:id="154" w:name="饿死"/>
-      <w:bookmarkStart w:id="155" w:name="_Toc231312591"/>
+      <w:bookmarkStart w:id="155" w:name="饿死"/>
+      <w:bookmarkStart w:id="156" w:name="_Toc233711298"/>
       <w:r>
         <w:rPr>
           <w:lang w:eastAsia="zh-CN"/>
@@ -56272,7 +56567,7 @@
         </w:rPr>
         <w:t>饿死</w:t>
       </w:r>
-      <w:bookmarkEnd w:id="155"/>
+      <w:bookmarkEnd w:id="156"/>
     </w:p>
     <w:p>
       <w:pPr>
@@ -56371,7 +56666,7 @@
           <w:lang w:eastAsia="zh-CN"/>
         </w:rPr>
       </w:pPr>
-      <w:bookmarkStart w:id="156" w:name="案例研究27-东京都足立区都营新村饿死自杀的姊妹"/>
+      <w:bookmarkStart w:id="157" w:name="案例研究27-东京都足立区都营新村饿死自杀的姊妹"/>
       <w:r>
         <w:rPr>
           <w:rFonts w:hint="eastAsia"/>
@@ -56601,10 +56896,10 @@
           <w:lang w:eastAsia="zh-CN"/>
         </w:rPr>
       </w:pPr>
-      <w:bookmarkStart w:id="157" w:name="流沙"/>
-      <w:bookmarkStart w:id="158" w:name="_Toc231312592"/>
-      <w:bookmarkEnd w:id="154"/>
-      <w:bookmarkEnd w:id="156"/>
+      <w:bookmarkStart w:id="158" w:name="流沙"/>
+      <w:bookmarkStart w:id="159" w:name="_Toc233711299"/>
+      <w:bookmarkEnd w:id="155"/>
+      <w:bookmarkEnd w:id="157"/>
       <w:r>
         <w:rPr>
           <w:lang w:eastAsia="zh-CN"/>
@@ -56618,7 +56913,7 @@
         </w:rPr>
         <w:t>流沙</w:t>
       </w:r>
-      <w:bookmarkEnd w:id="158"/>
+      <w:bookmarkEnd w:id="159"/>
     </w:p>
     <w:p>
       <w:pPr>
@@ -56718,7 +57013,7 @@
           <w:lang w:eastAsia="zh-CN"/>
         </w:rPr>
       </w:pPr>
-      <w:bookmarkStart w:id="159" w:name="案例研究28-在鸟取沙丘流沙自杀的男子"/>
+      <w:bookmarkStart w:id="160" w:name="案例研究28-在鸟取沙丘流沙自杀的男子"/>
       <w:r>
         <w:rPr>
           <w:rFonts w:hint="eastAsia"/>
@@ -56863,10 +57158,10 @@
           <w:lang w:eastAsia="zh-CN"/>
         </w:rPr>
       </w:pPr>
-      <w:bookmarkStart w:id="160" w:name="熊"/>
-      <w:bookmarkStart w:id="161" w:name="_Toc231312593"/>
-      <w:bookmarkEnd w:id="157"/>
-      <w:bookmarkEnd w:id="159"/>
+      <w:bookmarkStart w:id="161" w:name="熊"/>
+      <w:bookmarkStart w:id="162" w:name="_Toc233711300"/>
+      <w:bookmarkEnd w:id="158"/>
+      <w:bookmarkEnd w:id="160"/>
       <w:r>
         <w:rPr>
           <w:lang w:eastAsia="zh-CN"/>
@@ -56880,7 +57175,7 @@
         </w:rPr>
         <w:t>熊</w:t>
       </w:r>
-      <w:bookmarkEnd w:id="161"/>
+      <w:bookmarkEnd w:id="162"/>
     </w:p>
     <w:p>
       <w:pPr>
@@ -56976,7 +57271,7 @@
       <w:pPr>
         <w:pStyle w:val="4"/>
       </w:pPr>
-      <w:bookmarkStart w:id="162" w:name="案例研究29被幼熊咬死的女性"/>
+      <w:bookmarkStart w:id="163" w:name="案例研究29被幼熊咬死的女性"/>
       <w:r>
         <w:rPr>
           <w:rFonts w:hint="eastAsia"/>
@@ -57136,10 +57431,10 @@
           <w:lang w:eastAsia="zh-CN"/>
         </w:rPr>
       </w:pPr>
-      <w:bookmarkStart w:id="163" w:name="死亡装置"/>
-      <w:bookmarkStart w:id="164" w:name="_Toc231312594"/>
-      <w:bookmarkEnd w:id="160"/>
-      <w:bookmarkEnd w:id="162"/>
+      <w:bookmarkStart w:id="164" w:name="死亡装置"/>
+      <w:bookmarkStart w:id="165" w:name="_Toc233711301"/>
+      <w:bookmarkEnd w:id="161"/>
+      <w:bookmarkEnd w:id="163"/>
       <w:r>
         <w:rPr>
           <w:lang w:eastAsia="zh-CN"/>
@@ -57153,7 +57448,7 @@
         </w:rPr>
         <w:t>死亡装置</w:t>
       </w:r>
-      <w:bookmarkEnd w:id="164"/>
+      <w:bookmarkEnd w:id="165"/>
     </w:p>
     <w:p>
       <w:pPr>
@@ -57252,7 +57547,7 @@
           <w:lang w:eastAsia="zh-CN"/>
         </w:rPr>
       </w:pPr>
-      <w:bookmarkStart w:id="165" w:name="案例研究30-利用自杀装置死去的美国妇女"/>
+      <w:bookmarkStart w:id="166" w:name="案例研究30-利用自杀装置死去的美国妇女"/>
       <w:r>
         <w:rPr>
           <w:rFonts w:hint="eastAsia"/>
@@ -57536,8 +57831,8 @@
           <w:lang w:eastAsia="zh-CN"/>
         </w:rPr>
       </w:pPr>
-      <w:bookmarkStart w:id="166" w:name="案例研究31-企图骗取生命保险金而煤气中毒自杀的男子"/>
-      <w:bookmarkEnd w:id="165"/>
+      <w:bookmarkStart w:id="167" w:name="案例研究31-企图骗取生命保险金而煤气中毒自杀的男子"/>
+      <w:bookmarkEnd w:id="166"/>
       <w:r>
         <w:rPr>
           <w:rFonts w:hint="eastAsia"/>
@@ -57719,10 +58014,10 @@
           <w:lang w:eastAsia="zh-CN"/>
         </w:rPr>
       </w:pPr>
-      <w:bookmarkStart w:id="167" w:name="注释者的添加部分自杀方式的致死率"/>
-      <w:bookmarkStart w:id="168" w:name="_Toc231312595"/>
-      <w:bookmarkEnd w:id="163"/>
-      <w:bookmarkEnd w:id="166"/>
+      <w:bookmarkStart w:id="168" w:name="注释者的添加部分自杀方式的致死率"/>
+      <w:bookmarkStart w:id="169" w:name="_Toc233711302"/>
+      <w:bookmarkEnd w:id="164"/>
+      <w:bookmarkEnd w:id="167"/>
       <w:r>
         <w:rPr>
           <w:rFonts w:hint="eastAsia"/>
@@ -57744,7 +58039,7 @@
         </w:rPr>
         <w:t>]</w:t>
       </w:r>
-      <w:bookmarkEnd w:id="168"/>
+      <w:bookmarkEnd w:id="169"/>
     </w:p>
     <w:p>
       <w:pPr>
@@ -58284,10 +58579,10 @@
           <w:lang w:eastAsia="zh-CN"/>
         </w:rPr>
       </w:pPr>
-      <w:bookmarkStart w:id="169" w:name="自杀的统计"/>
-      <w:bookmarkStart w:id="170" w:name="_Toc231312596"/>
-      <w:bookmarkEnd w:id="152"/>
-      <w:bookmarkEnd w:id="167"/>
+      <w:bookmarkStart w:id="170" w:name="自杀的统计"/>
+      <w:bookmarkStart w:id="171" w:name="_Toc233711303"/>
+      <w:bookmarkEnd w:id="153"/>
+      <w:bookmarkEnd w:id="168"/>
       <w:r>
         <w:rPr>
           <w:rFonts w:hint="eastAsia"/>
@@ -58295,7 +58590,7 @@
         </w:rPr>
         <w:t>自杀的统计</w:t>
       </w:r>
-      <w:bookmarkEnd w:id="170"/>
+      <w:bookmarkEnd w:id="171"/>
     </w:p>
     <w:p>
       <w:pPr>
@@ -61659,9 +61954,9 @@
           <w:lang w:eastAsia="zh-CN"/>
         </w:rPr>
       </w:pPr>
-      <w:bookmarkStart w:id="171" w:name="后记"/>
-      <w:bookmarkStart w:id="172" w:name="_Toc231312597"/>
-      <w:bookmarkEnd w:id="169"/>
+      <w:bookmarkStart w:id="172" w:name="后记"/>
+      <w:bookmarkStart w:id="173" w:name="_Toc233711304"/>
+      <w:bookmarkEnd w:id="170"/>
       <w:r>
         <w:rPr>
           <w:rFonts w:hint="eastAsia"/>
@@ -61670,7 +61965,7 @@
         <w:lastRenderedPageBreak/>
         <w:t>后记</w:t>
       </w:r>
-      <w:bookmarkEnd w:id="172"/>
+      <w:bookmarkEnd w:id="173"/>
     </w:p>
     <w:p>
       <w:pPr>
@@ -61746,9 +62041,9 @@
           <w:lang w:eastAsia="zh-CN"/>
         </w:rPr>
       </w:pPr>
-      <w:bookmarkStart w:id="173" w:name="Xf415f2aeef94cff09dfca52e15000c230f30462"/>
-      <w:bookmarkStart w:id="174" w:name="_Toc231312598"/>
-      <w:bookmarkEnd w:id="171"/>
+      <w:bookmarkStart w:id="174" w:name="Xf415f2aeef94cff09dfca52e15000c230f30462"/>
+      <w:bookmarkStart w:id="175" w:name="_Toc233711305"/>
+      <w:bookmarkEnd w:id="172"/>
       <w:r>
         <w:rPr>
           <w:rFonts w:hint="eastAsia"/>
@@ -61798,7 +62093,7 @@
         </w:rPr>
         <w:t>日星期二第五版–出版商紧急回收「完全」系列丛书，负责人陈明达提前自大陆返台善后</w:t>
       </w:r>
-      <w:bookmarkEnd w:id="174"/>
+      <w:bookmarkEnd w:id="175"/>
     </w:p>
     <w:p>
       <w:pPr>
@@ -61904,9 +62199,9 @@
           <w:lang w:eastAsia="zh-CN"/>
         </w:rPr>
       </w:pPr>
-      <w:bookmarkStart w:id="175" w:name="联合报84年5月9日星期二第七版复仇手册检方侦办出版商列被告"/>
-      <w:bookmarkStart w:id="176" w:name="_Toc231312599"/>
-      <w:bookmarkEnd w:id="173"/>
+      <w:bookmarkStart w:id="176" w:name="联合报84年5月9日星期二第七版复仇手册检方侦办出版商列被告"/>
+      <w:bookmarkStart w:id="177" w:name="_Toc233711306"/>
+      <w:bookmarkEnd w:id="174"/>
       <w:r>
         <w:rPr>
           <w:rFonts w:hint="eastAsia"/>
@@ -61956,7 +62251,7 @@
         </w:rPr>
         <w:t>日星期二第七版–复仇手册检方侦办出版商列被告</w:t>
       </w:r>
-      <w:bookmarkEnd w:id="176"/>
+      <w:bookmarkEnd w:id="177"/>
     </w:p>
     <w:p>
       <w:pPr>
@@ -62049,7 +62344,7 @@
         <w:t>【台北讯】茉莉出版社的负责人陈明达昨天晚上表示，除了已决定收回的完全复仇手册之外，他也决定要自市面上收回完全自杀手册。</w:t>
       </w:r>
       <w:bookmarkEnd w:id="0"/>
-      <w:bookmarkEnd w:id="175"/>
+      <w:bookmarkEnd w:id="176"/>
     </w:p>
     <w:sectPr>
       <w:footerReference w:type="default" r:id="rId32"/>
